--- a/docs/Ash_Prac6_Research.docx
+++ b/docs/Ash_Prac6_Research.docx
@@ -481,6 +481,251 @@
     </w:p>
     <w:p>
       <w:pPr>
+        <w:ind w:left="720"/>
+      </w:pPr>
+    </w:p>
+    <w:p>
+      <w:pPr>
+        <w:ind w:left="360"/>
+      </w:pPr>
+      <w:r>
+        <w:rPr>
+          <w:u w:val="single"/>
+        </w:rPr>
+        <w:t>Sources:</w:t>
+      </w:r>
+      <w:r>
+        <w:br/>
+      </w:r>
+      <w:r>
+        <w:t xml:space="preserve"> </w:t>
+      </w:r>
+      <w:proofErr w:type="spellStart"/>
+      <w:r>
+        <w:rPr>
+          <w:b/>
+          <w:bCs/>
+        </w:rPr>
+        <w:t>Kognitos</w:t>
+      </w:r>
+      <w:proofErr w:type="spellEnd"/>
+      <w:r>
+        <w:rPr>
+          <w:b/>
+          <w:bCs/>
+        </w:rPr>
+        <w:t>.</w:t>
+      </w:r>
+      <w:r>
+        <w:t xml:space="preserve"> (2026). </w:t>
+      </w:r>
+      <w:r>
+        <w:rPr>
+          <w:i/>
+          <w:iCs/>
+        </w:rPr>
+        <w:t>What Is Insurance Claims Automation? A Complete Guide.</w:t>
+      </w:r>
+    </w:p>
+    <w:p>
+      <w:pPr>
+        <w:numPr>
+          <w:ilvl w:val="0"/>
+          <w:numId w:val="7"/>
+        </w:numPr>
+      </w:pPr>
+      <w:r>
+        <w:rPr>
+          <w:b/>
+          <w:bCs/>
+        </w:rPr>
+        <w:t>URL:</w:t>
+      </w:r>
+      <w:r>
+        <w:t xml:space="preserve"> </w:t>
+      </w:r>
+      <w:hyperlink r:id="rId5" w:tgtFrame="_blank" w:history="1">
+        <w:r>
+          <w:rPr>
+            <w:rStyle w:val="Hyperlink"/>
+          </w:rPr>
+          <w:t>https://www.kognitos.com/blog/how-insurance-companies-are-automating-claims-processing/</w:t>
+        </w:r>
+      </w:hyperlink>
+    </w:p>
+    <w:p>
+      <w:pPr>
+        <w:numPr>
+          <w:ilvl w:val="0"/>
+          <w:numId w:val="7"/>
+        </w:numPr>
+      </w:pPr>
+      <w:r>
+        <w:rPr>
+          <w:b/>
+          <w:bCs/>
+        </w:rPr>
+        <w:t>Relevance:</w:t>
+      </w:r>
+      <w:r>
+        <w:t xml:space="preserve"> Details the exact intake-to-settlement lifecycle using automated triage, data validation, and routing exceptions to human adjusters.</w:t>
+      </w:r>
+    </w:p>
+    <w:p>
+      <w:pPr>
+        <w:ind w:left="360"/>
+      </w:pPr>
+      <w:r>
+        <w:rPr>
+          <w:b/>
+          <w:bCs/>
+        </w:rPr>
+        <w:t>Assured.</w:t>
+      </w:r>
+      <w:r>
+        <w:t xml:space="preserve"> (2026). </w:t>
+      </w:r>
+      <w:r>
+        <w:rPr>
+          <w:i/>
+          <w:iCs/>
+        </w:rPr>
+        <w:t>Straight-Through Processing in Insurance Claims.</w:t>
+      </w:r>
+    </w:p>
+    <w:p>
+      <w:pPr>
+        <w:numPr>
+          <w:ilvl w:val="0"/>
+          <w:numId w:val="8"/>
+        </w:numPr>
+      </w:pPr>
+      <w:r>
+        <w:rPr>
+          <w:b/>
+          <w:bCs/>
+        </w:rPr>
+        <w:t>URL:</w:t>
+      </w:r>
+      <w:r>
+        <w:t xml:space="preserve"> </w:t>
+      </w:r>
+      <w:hyperlink r:id="rId6" w:tgtFrame="_blank" w:history="1">
+        <w:r>
+          <w:rPr>
+            <w:rStyle w:val="Hyperlink"/>
+          </w:rPr>
+          <w:t>https://www.assured.com/blog/straight-through-processing-insurance</w:t>
+        </w:r>
+      </w:hyperlink>
+    </w:p>
+    <w:p>
+      <w:pPr>
+        <w:numPr>
+          <w:ilvl w:val="0"/>
+          <w:numId w:val="8"/>
+        </w:numPr>
+      </w:pPr>
+      <w:r>
+        <w:rPr>
+          <w:b/>
+          <w:bCs/>
+        </w:rPr>
+        <w:t>Relevance:</w:t>
+      </w:r>
+      <w:r>
+        <w:t xml:space="preserve"> Outlines the structured pipeline of Intake &amp; Data Capture </w:t>
+      </w:r>
+      <w:r>
+        <w:t>~&gt;</w:t>
+      </w:r>
+      <w:r>
+        <w:t xml:space="preserve"> Policy Verification </w:t>
+      </w:r>
+      <w:r>
+        <w:t>~&gt;</w:t>
+      </w:r>
+      <w:r>
+        <w:t xml:space="preserve"> Fraud Scoring </w:t>
+      </w:r>
+      <w:r>
+        <w:t>~&gt;</w:t>
+      </w:r>
+      <w:r>
+        <w:t xml:space="preserve"> Automated Triage.</w:t>
+      </w:r>
+    </w:p>
+    <w:p>
+      <w:pPr>
+        <w:ind w:left="360"/>
+      </w:pPr>
+    </w:p>
+    <w:p>
+      <w:pPr>
+        <w:ind w:left="360"/>
+      </w:pPr>
+    </w:p>
+    <w:p>
+      <w:pPr>
+        <w:ind w:left="360"/>
+      </w:pPr>
+    </w:p>
+    <w:p/>
+    <w:p/>
+    <w:p/>
+    <w:p/>
+    <w:p/>
+    <w:p>
+      <w:pPr>
+        <w:rPr>
+          <w:color w:val="EE0000"/>
+        </w:rPr>
+      </w:pPr>
+    </w:p>
+    <w:p>
+      <w:pPr>
+        <w:rPr>
+          <w:color w:val="EE0000"/>
+        </w:rPr>
+      </w:pPr>
+    </w:p>
+    <w:p>
+      <w:pPr>
+        <w:rPr>
+          <w:color w:val="EE0000"/>
+        </w:rPr>
+      </w:pPr>
+    </w:p>
+    <w:p>
+      <w:pPr>
+        <w:rPr>
+          <w:color w:val="EE0000"/>
+        </w:rPr>
+      </w:pPr>
+    </w:p>
+    <w:p>
+      <w:pPr>
+        <w:rPr>
+          <w:color w:val="EE0000"/>
+        </w:rPr>
+      </w:pPr>
+    </w:p>
+    <w:p>
+      <w:pPr>
+        <w:rPr>
+          <w:color w:val="EE0000"/>
+        </w:rPr>
+      </w:pPr>
+    </w:p>
+    <w:p>
+      <w:pPr>
+        <w:rPr>
+          <w:color w:val="EE0000"/>
+        </w:rPr>
+      </w:pPr>
+    </w:p>
+    <w:p>
+      <w:pPr>
         <w:rPr>
           <w:color w:val="EE0000"/>
         </w:rPr>
@@ -539,10 +784,98 @@
       </w:r>
     </w:p>
     <w:p>
-      <w:r>
+      <w:pPr>
         <w:rPr>
           <w:color w:val="EE0000"/>
         </w:rPr>
+      </w:pPr>
+    </w:p>
+    <w:p>
+      <w:pPr>
+        <w:rPr>
+          <w:color w:val="EE0000"/>
+        </w:rPr>
+      </w:pPr>
+    </w:p>
+    <w:p>
+      <w:pPr>
+        <w:rPr>
+          <w:color w:val="EE0000"/>
+        </w:rPr>
+      </w:pPr>
+    </w:p>
+    <w:p>
+      <w:pPr>
+        <w:rPr>
+          <w:color w:val="EE0000"/>
+        </w:rPr>
+      </w:pPr>
+    </w:p>
+    <w:p>
+      <w:pPr>
+        <w:rPr>
+          <w:color w:val="EE0000"/>
+        </w:rPr>
+      </w:pPr>
+    </w:p>
+    <w:p>
+      <w:pPr>
+        <w:rPr>
+          <w:color w:val="EE0000"/>
+        </w:rPr>
+      </w:pPr>
+    </w:p>
+    <w:p>
+      <w:pPr>
+        <w:rPr>
+          <w:color w:val="EE0000"/>
+        </w:rPr>
+      </w:pPr>
+    </w:p>
+    <w:p>
+      <w:pPr>
+        <w:rPr>
+          <w:color w:val="EE0000"/>
+        </w:rPr>
+      </w:pPr>
+    </w:p>
+    <w:p>
+      <w:pPr>
+        <w:rPr>
+          <w:color w:val="EE0000"/>
+        </w:rPr>
+      </w:pPr>
+    </w:p>
+    <w:p>
+      <w:pPr>
+        <w:rPr>
+          <w:color w:val="EE0000"/>
+        </w:rPr>
+      </w:pPr>
+    </w:p>
+    <w:p>
+      <w:pPr>
+        <w:rPr>
+          <w:color w:val="EE0000"/>
+        </w:rPr>
+      </w:pPr>
+    </w:p>
+    <w:p>
+      <w:pPr>
+        <w:tabs>
+          <w:tab w:val="left" w:pos="714"/>
+        </w:tabs>
+        <w:rPr>
+          <w:color w:val="EE0000"/>
+        </w:rPr>
+      </w:pPr>
+    </w:p>
+    <w:p>
+      <w:r>
+        <w:rPr>
+          <w:color w:val="EE0000"/>
+        </w:rPr>
+        <w:lastRenderedPageBreak/>
         <w:t>3. Procurement and Accounts Payable (Invoice Processing)</w:t>
       </w:r>
     </w:p>
@@ -582,6 +915,240 @@
       </w:pPr>
       <w:r>
         <w:t>Authorise &amp; Route: Invoices with discrepancies or amounts exceeding organizational delegation-of-authority limits are paused and dispatched to department heads for manual approval.</w:t>
+      </w:r>
+    </w:p>
+    <w:p>
+      <w:pPr>
+        <w:rPr>
+          <w:u w:val="single"/>
+        </w:rPr>
+      </w:pPr>
+      <w:r>
+        <w:rPr>
+          <w:u w:val="single"/>
+        </w:rPr>
+        <w:t>Sources:</w:t>
+      </w:r>
+    </w:p>
+    <w:p>
+      <w:pPr>
+        <w:rPr>
+          <w:u w:val="single"/>
+        </w:rPr>
+      </w:pPr>
+      <w:r>
+        <w:rPr>
+          <w:u w:val="single"/>
+        </w:rPr>
+        <w:t xml:space="preserve"> </w:t>
+      </w:r>
+      <w:proofErr w:type="spellStart"/>
+      <w:r>
+        <w:rPr>
+          <w:b/>
+          <w:bCs/>
+          <w:u w:val="single"/>
+        </w:rPr>
+        <w:t>Precoro</w:t>
+      </w:r>
+      <w:proofErr w:type="spellEnd"/>
+      <w:r>
+        <w:rPr>
+          <w:b/>
+          <w:bCs/>
+          <w:u w:val="single"/>
+        </w:rPr>
+        <w:t>.</w:t>
+      </w:r>
+      <w:r>
+        <w:rPr>
+          <w:u w:val="single"/>
+        </w:rPr>
+        <w:t xml:space="preserve"> (2026). </w:t>
+      </w:r>
+      <w:r>
+        <w:rPr>
+          <w:i/>
+          <w:iCs/>
+          <w:u w:val="single"/>
+        </w:rPr>
+        <w:t>3-Way Matching in Accounts Payable: How It Works and Why It Matters.</w:t>
+      </w:r>
+    </w:p>
+    <w:p>
+      <w:pPr>
+        <w:numPr>
+          <w:ilvl w:val="0"/>
+          <w:numId w:val="9"/>
+        </w:numPr>
+        <w:rPr>
+          <w:u w:val="single"/>
+        </w:rPr>
+      </w:pPr>
+      <w:r>
+        <w:rPr>
+          <w:b/>
+          <w:bCs/>
+          <w:u w:val="single"/>
+        </w:rPr>
+        <w:t>URL:</w:t>
+      </w:r>
+      <w:r>
+        <w:rPr>
+          <w:u w:val="single"/>
+        </w:rPr>
+        <w:t xml:space="preserve"> </w:t>
+      </w:r>
+      <w:hyperlink r:id="rId7" w:tgtFrame="_blank" w:history="1">
+        <w:r>
+          <w:rPr>
+            <w:rStyle w:val="Hyperlink"/>
+          </w:rPr>
+          <w:t>https://precoro.com/blog/why-implementing-3-way-matching-is-important/</w:t>
+        </w:r>
+      </w:hyperlink>
+    </w:p>
+    <w:p>
+      <w:pPr>
+        <w:numPr>
+          <w:ilvl w:val="0"/>
+          <w:numId w:val="9"/>
+        </w:numPr>
+        <w:rPr>
+          <w:u w:val="single"/>
+        </w:rPr>
+      </w:pPr>
+      <w:r>
+        <w:rPr>
+          <w:b/>
+          <w:bCs/>
+          <w:u w:val="single"/>
+        </w:rPr>
+        <w:t>Relevance:</w:t>
+      </w:r>
+      <w:r>
+        <w:rPr>
+          <w:u w:val="single"/>
+        </w:rPr>
+        <w:t xml:space="preserve"> Explains the workflow of ingesting vendor invoices, applying automated tolerance logic (evaluation phase), and routing mismatches for manual investigation.</w:t>
+      </w:r>
+    </w:p>
+    <w:p>
+      <w:pPr>
+        <w:ind w:left="720"/>
+        <w:rPr>
+          <w:u w:val="single"/>
+        </w:rPr>
+      </w:pPr>
+    </w:p>
+    <w:p>
+      <w:pPr>
+        <w:rPr>
+          <w:u w:val="single"/>
+        </w:rPr>
+      </w:pPr>
+      <w:proofErr w:type="spellStart"/>
+      <w:r>
+        <w:rPr>
+          <w:b/>
+          <w:bCs/>
+          <w:u w:val="single"/>
+        </w:rPr>
+        <w:t>Tipalti</w:t>
+      </w:r>
+      <w:proofErr w:type="spellEnd"/>
+      <w:r>
+        <w:rPr>
+          <w:b/>
+          <w:bCs/>
+          <w:u w:val="single"/>
+        </w:rPr>
+        <w:t>.</w:t>
+      </w:r>
+      <w:r>
+        <w:rPr>
+          <w:u w:val="single"/>
+        </w:rPr>
+        <w:t xml:space="preserve"> (2026). </w:t>
+      </w:r>
+      <w:r>
+        <w:rPr>
+          <w:i/>
+          <w:iCs/>
+          <w:u w:val="single"/>
+        </w:rPr>
+        <w:t>What is a 3-Way Match? How It Works in the AP Process.</w:t>
+      </w:r>
+    </w:p>
+    <w:p>
+      <w:pPr>
+        <w:numPr>
+          <w:ilvl w:val="0"/>
+          <w:numId w:val="10"/>
+        </w:numPr>
+        <w:rPr>
+          <w:u w:val="single"/>
+        </w:rPr>
+      </w:pPr>
+      <w:r>
+        <w:rPr>
+          <w:b/>
+          <w:bCs/>
+          <w:u w:val="single"/>
+        </w:rPr>
+        <w:t>URL:</w:t>
+      </w:r>
+      <w:r>
+        <w:rPr>
+          <w:u w:val="single"/>
+        </w:rPr>
+        <w:t xml:space="preserve"> </w:t>
+      </w:r>
+      <w:hyperlink r:id="rId8" w:tgtFrame="_blank" w:history="1">
+        <w:r>
+          <w:rPr>
+            <w:rStyle w:val="Hyperlink"/>
+          </w:rPr>
+          <w:t>https://tipalti.com/en-eu/resources/learn/3-way-match/</w:t>
+        </w:r>
+      </w:hyperlink>
+    </w:p>
+    <w:p>
+      <w:pPr>
+        <w:numPr>
+          <w:ilvl w:val="0"/>
+          <w:numId w:val="10"/>
+        </w:numPr>
+        <w:rPr>
+          <w:u w:val="single"/>
+        </w:rPr>
+      </w:pPr>
+      <w:r>
+        <w:rPr>
+          <w:b/>
+          <w:bCs/>
+          <w:u w:val="single"/>
+        </w:rPr>
+        <w:t>Relevance:</w:t>
+      </w:r>
+      <w:r>
+        <w:rPr>
+          <w:u w:val="single"/>
+        </w:rPr>
+        <w:t xml:space="preserve"> Validates the pipeline of cross-referencing incoming structured data (invoices) against predefined constraints (purchase orders) before authorizing payment.</w:t>
+      </w:r>
+    </w:p>
+    <w:p>
+      <w:pPr>
+        <w:rPr>
+          <w:u w:val="single"/>
+        </w:rPr>
+      </w:pPr>
+      <w:r>
+        <w:rPr>
+          <w:u w:val="single"/>
+        </w:rPr>
+        <w:br/>
       </w:r>
     </w:p>
     <w:sectPr>
@@ -746,6 +1313,304 @@
     </w:lvl>
   </w:abstractNum>
   <w:abstractNum w:abstractNumId="1" w15:restartNumberingAfterBreak="0">
+    <w:nsid w:val="0EAB5838"/>
+    <w:multiLevelType w:val="multilevel"/>
+    <w:tmpl w:val="2468F012"/>
+    <w:lvl w:ilvl="0">
+      <w:start w:val="1"/>
+      <w:numFmt w:val="bullet"/>
+      <w:lvlText w:val=""/>
+      <w:lvlJc w:val="left"/>
+      <w:pPr>
+        <w:tabs>
+          <w:tab w:val="num" w:pos="720"/>
+        </w:tabs>
+        <w:ind w:left="720" w:hanging="360"/>
+      </w:pPr>
+      <w:rPr>
+        <w:rFonts w:ascii="Symbol" w:hAnsi="Symbol" w:hint="default"/>
+        <w:sz w:val="20"/>
+      </w:rPr>
+    </w:lvl>
+    <w:lvl w:ilvl="1" w:tentative="1">
+      <w:start w:val="1"/>
+      <w:numFmt w:val="bullet"/>
+      <w:lvlText w:val="o"/>
+      <w:lvlJc w:val="left"/>
+      <w:pPr>
+        <w:tabs>
+          <w:tab w:val="num" w:pos="1440"/>
+        </w:tabs>
+        <w:ind w:left="1440" w:hanging="360"/>
+      </w:pPr>
+      <w:rPr>
+        <w:rFonts w:ascii="Courier New" w:hAnsi="Courier New" w:hint="default"/>
+        <w:sz w:val="20"/>
+      </w:rPr>
+    </w:lvl>
+    <w:lvl w:ilvl="2" w:tentative="1">
+      <w:start w:val="1"/>
+      <w:numFmt w:val="bullet"/>
+      <w:lvlText w:val=""/>
+      <w:lvlJc w:val="left"/>
+      <w:pPr>
+        <w:tabs>
+          <w:tab w:val="num" w:pos="2160"/>
+        </w:tabs>
+        <w:ind w:left="2160" w:hanging="360"/>
+      </w:pPr>
+      <w:rPr>
+        <w:rFonts w:ascii="Wingdings" w:hAnsi="Wingdings" w:hint="default"/>
+        <w:sz w:val="20"/>
+      </w:rPr>
+    </w:lvl>
+    <w:lvl w:ilvl="3" w:tentative="1">
+      <w:start w:val="1"/>
+      <w:numFmt w:val="bullet"/>
+      <w:lvlText w:val=""/>
+      <w:lvlJc w:val="left"/>
+      <w:pPr>
+        <w:tabs>
+          <w:tab w:val="num" w:pos="2880"/>
+        </w:tabs>
+        <w:ind w:left="2880" w:hanging="360"/>
+      </w:pPr>
+      <w:rPr>
+        <w:rFonts w:ascii="Wingdings" w:hAnsi="Wingdings" w:hint="default"/>
+        <w:sz w:val="20"/>
+      </w:rPr>
+    </w:lvl>
+    <w:lvl w:ilvl="4" w:tentative="1">
+      <w:start w:val="1"/>
+      <w:numFmt w:val="bullet"/>
+      <w:lvlText w:val=""/>
+      <w:lvlJc w:val="left"/>
+      <w:pPr>
+        <w:tabs>
+          <w:tab w:val="num" w:pos="3600"/>
+        </w:tabs>
+        <w:ind w:left="3600" w:hanging="360"/>
+      </w:pPr>
+      <w:rPr>
+        <w:rFonts w:ascii="Wingdings" w:hAnsi="Wingdings" w:hint="default"/>
+        <w:sz w:val="20"/>
+      </w:rPr>
+    </w:lvl>
+    <w:lvl w:ilvl="5" w:tentative="1">
+      <w:start w:val="1"/>
+      <w:numFmt w:val="bullet"/>
+      <w:lvlText w:val=""/>
+      <w:lvlJc w:val="left"/>
+      <w:pPr>
+        <w:tabs>
+          <w:tab w:val="num" w:pos="4320"/>
+        </w:tabs>
+        <w:ind w:left="4320" w:hanging="360"/>
+      </w:pPr>
+      <w:rPr>
+        <w:rFonts w:ascii="Wingdings" w:hAnsi="Wingdings" w:hint="default"/>
+        <w:sz w:val="20"/>
+      </w:rPr>
+    </w:lvl>
+    <w:lvl w:ilvl="6" w:tentative="1">
+      <w:start w:val="1"/>
+      <w:numFmt w:val="bullet"/>
+      <w:lvlText w:val=""/>
+      <w:lvlJc w:val="left"/>
+      <w:pPr>
+        <w:tabs>
+          <w:tab w:val="num" w:pos="5040"/>
+        </w:tabs>
+        <w:ind w:left="5040" w:hanging="360"/>
+      </w:pPr>
+      <w:rPr>
+        <w:rFonts w:ascii="Wingdings" w:hAnsi="Wingdings" w:hint="default"/>
+        <w:sz w:val="20"/>
+      </w:rPr>
+    </w:lvl>
+    <w:lvl w:ilvl="7" w:tentative="1">
+      <w:start w:val="1"/>
+      <w:numFmt w:val="bullet"/>
+      <w:lvlText w:val=""/>
+      <w:lvlJc w:val="left"/>
+      <w:pPr>
+        <w:tabs>
+          <w:tab w:val="num" w:pos="5760"/>
+        </w:tabs>
+        <w:ind w:left="5760" w:hanging="360"/>
+      </w:pPr>
+      <w:rPr>
+        <w:rFonts w:ascii="Wingdings" w:hAnsi="Wingdings" w:hint="default"/>
+        <w:sz w:val="20"/>
+      </w:rPr>
+    </w:lvl>
+    <w:lvl w:ilvl="8" w:tentative="1">
+      <w:start w:val="1"/>
+      <w:numFmt w:val="bullet"/>
+      <w:lvlText w:val=""/>
+      <w:lvlJc w:val="left"/>
+      <w:pPr>
+        <w:tabs>
+          <w:tab w:val="num" w:pos="6480"/>
+        </w:tabs>
+        <w:ind w:left="6480" w:hanging="360"/>
+      </w:pPr>
+      <w:rPr>
+        <w:rFonts w:ascii="Wingdings" w:hAnsi="Wingdings" w:hint="default"/>
+        <w:sz w:val="20"/>
+      </w:rPr>
+    </w:lvl>
+  </w:abstractNum>
+  <w:abstractNum w:abstractNumId="2" w15:restartNumberingAfterBreak="0">
+    <w:nsid w:val="10A833CB"/>
+    <w:multiLevelType w:val="multilevel"/>
+    <w:tmpl w:val="676CFC28"/>
+    <w:lvl w:ilvl="0">
+      <w:start w:val="1"/>
+      <w:numFmt w:val="bullet"/>
+      <w:lvlText w:val=""/>
+      <w:lvlJc w:val="left"/>
+      <w:pPr>
+        <w:tabs>
+          <w:tab w:val="num" w:pos="720"/>
+        </w:tabs>
+        <w:ind w:left="720" w:hanging="360"/>
+      </w:pPr>
+      <w:rPr>
+        <w:rFonts w:ascii="Symbol" w:hAnsi="Symbol" w:hint="default"/>
+        <w:sz w:val="20"/>
+      </w:rPr>
+    </w:lvl>
+    <w:lvl w:ilvl="1" w:tentative="1">
+      <w:start w:val="1"/>
+      <w:numFmt w:val="bullet"/>
+      <w:lvlText w:val="o"/>
+      <w:lvlJc w:val="left"/>
+      <w:pPr>
+        <w:tabs>
+          <w:tab w:val="num" w:pos="1440"/>
+        </w:tabs>
+        <w:ind w:left="1440" w:hanging="360"/>
+      </w:pPr>
+      <w:rPr>
+        <w:rFonts w:ascii="Courier New" w:hAnsi="Courier New" w:hint="default"/>
+        <w:sz w:val="20"/>
+      </w:rPr>
+    </w:lvl>
+    <w:lvl w:ilvl="2" w:tentative="1">
+      <w:start w:val="1"/>
+      <w:numFmt w:val="bullet"/>
+      <w:lvlText w:val=""/>
+      <w:lvlJc w:val="left"/>
+      <w:pPr>
+        <w:tabs>
+          <w:tab w:val="num" w:pos="2160"/>
+        </w:tabs>
+        <w:ind w:left="2160" w:hanging="360"/>
+      </w:pPr>
+      <w:rPr>
+        <w:rFonts w:ascii="Wingdings" w:hAnsi="Wingdings" w:hint="default"/>
+        <w:sz w:val="20"/>
+      </w:rPr>
+    </w:lvl>
+    <w:lvl w:ilvl="3" w:tentative="1">
+      <w:start w:val="1"/>
+      <w:numFmt w:val="bullet"/>
+      <w:lvlText w:val=""/>
+      <w:lvlJc w:val="left"/>
+      <w:pPr>
+        <w:tabs>
+          <w:tab w:val="num" w:pos="2880"/>
+        </w:tabs>
+        <w:ind w:left="2880" w:hanging="360"/>
+      </w:pPr>
+      <w:rPr>
+        <w:rFonts w:ascii="Wingdings" w:hAnsi="Wingdings" w:hint="default"/>
+        <w:sz w:val="20"/>
+      </w:rPr>
+    </w:lvl>
+    <w:lvl w:ilvl="4" w:tentative="1">
+      <w:start w:val="1"/>
+      <w:numFmt w:val="bullet"/>
+      <w:lvlText w:val=""/>
+      <w:lvlJc w:val="left"/>
+      <w:pPr>
+        <w:tabs>
+          <w:tab w:val="num" w:pos="3600"/>
+        </w:tabs>
+        <w:ind w:left="3600" w:hanging="360"/>
+      </w:pPr>
+      <w:rPr>
+        <w:rFonts w:ascii="Wingdings" w:hAnsi="Wingdings" w:hint="default"/>
+        <w:sz w:val="20"/>
+      </w:rPr>
+    </w:lvl>
+    <w:lvl w:ilvl="5" w:tentative="1">
+      <w:start w:val="1"/>
+      <w:numFmt w:val="bullet"/>
+      <w:lvlText w:val=""/>
+      <w:lvlJc w:val="left"/>
+      <w:pPr>
+        <w:tabs>
+          <w:tab w:val="num" w:pos="4320"/>
+        </w:tabs>
+        <w:ind w:left="4320" w:hanging="360"/>
+      </w:pPr>
+      <w:rPr>
+        <w:rFonts w:ascii="Wingdings" w:hAnsi="Wingdings" w:hint="default"/>
+        <w:sz w:val="20"/>
+      </w:rPr>
+    </w:lvl>
+    <w:lvl w:ilvl="6" w:tentative="1">
+      <w:start w:val="1"/>
+      <w:numFmt w:val="bullet"/>
+      <w:lvlText w:val=""/>
+      <w:lvlJc w:val="left"/>
+      <w:pPr>
+        <w:tabs>
+          <w:tab w:val="num" w:pos="5040"/>
+        </w:tabs>
+        <w:ind w:left="5040" w:hanging="360"/>
+      </w:pPr>
+      <w:rPr>
+        <w:rFonts w:ascii="Wingdings" w:hAnsi="Wingdings" w:hint="default"/>
+        <w:sz w:val="20"/>
+      </w:rPr>
+    </w:lvl>
+    <w:lvl w:ilvl="7" w:tentative="1">
+      <w:start w:val="1"/>
+      <w:numFmt w:val="bullet"/>
+      <w:lvlText w:val=""/>
+      <w:lvlJc w:val="left"/>
+      <w:pPr>
+        <w:tabs>
+          <w:tab w:val="num" w:pos="5760"/>
+        </w:tabs>
+        <w:ind w:left="5760" w:hanging="360"/>
+      </w:pPr>
+      <w:rPr>
+        <w:rFonts w:ascii="Wingdings" w:hAnsi="Wingdings" w:hint="default"/>
+        <w:sz w:val="20"/>
+      </w:rPr>
+    </w:lvl>
+    <w:lvl w:ilvl="8" w:tentative="1">
+      <w:start w:val="1"/>
+      <w:numFmt w:val="bullet"/>
+      <w:lvlText w:val=""/>
+      <w:lvlJc w:val="left"/>
+      <w:pPr>
+        <w:tabs>
+          <w:tab w:val="num" w:pos="6480"/>
+        </w:tabs>
+        <w:ind w:left="6480" w:hanging="360"/>
+      </w:pPr>
+      <w:rPr>
+        <w:rFonts w:ascii="Wingdings" w:hAnsi="Wingdings" w:hint="default"/>
+        <w:sz w:val="20"/>
+      </w:rPr>
+    </w:lvl>
+  </w:abstractNum>
+  <w:abstractNum w:abstractNumId="3" w15:restartNumberingAfterBreak="0">
     <w:nsid w:val="269C6FEB"/>
     <w:multiLevelType w:val="multilevel"/>
     <w:tmpl w:val="D082AA52"/>
@@ -894,7 +1759,7 @@
       </w:rPr>
     </w:lvl>
   </w:abstractNum>
-  <w:abstractNum w:abstractNumId="2" w15:restartNumberingAfterBreak="0">
+  <w:abstractNum w:abstractNumId="4" w15:restartNumberingAfterBreak="0">
     <w:nsid w:val="2AA52BB7"/>
     <w:multiLevelType w:val="multilevel"/>
     <w:tmpl w:val="8504562C"/>
@@ -1043,7 +1908,156 @@
       </w:rPr>
     </w:lvl>
   </w:abstractNum>
-  <w:abstractNum w:abstractNumId="3" w15:restartNumberingAfterBreak="0">
+  <w:abstractNum w:abstractNumId="5" w15:restartNumberingAfterBreak="0">
+    <w:nsid w:val="43FC5885"/>
+    <w:multiLevelType w:val="multilevel"/>
+    <w:tmpl w:val="7630AE72"/>
+    <w:lvl w:ilvl="0">
+      <w:start w:val="1"/>
+      <w:numFmt w:val="bullet"/>
+      <w:lvlText w:val=""/>
+      <w:lvlJc w:val="left"/>
+      <w:pPr>
+        <w:tabs>
+          <w:tab w:val="num" w:pos="720"/>
+        </w:tabs>
+        <w:ind w:left="720" w:hanging="360"/>
+      </w:pPr>
+      <w:rPr>
+        <w:rFonts w:ascii="Symbol" w:hAnsi="Symbol" w:hint="default"/>
+        <w:sz w:val="20"/>
+      </w:rPr>
+    </w:lvl>
+    <w:lvl w:ilvl="1" w:tentative="1">
+      <w:start w:val="1"/>
+      <w:numFmt w:val="bullet"/>
+      <w:lvlText w:val="o"/>
+      <w:lvlJc w:val="left"/>
+      <w:pPr>
+        <w:tabs>
+          <w:tab w:val="num" w:pos="1440"/>
+        </w:tabs>
+        <w:ind w:left="1440" w:hanging="360"/>
+      </w:pPr>
+      <w:rPr>
+        <w:rFonts w:ascii="Courier New" w:hAnsi="Courier New" w:hint="default"/>
+        <w:sz w:val="20"/>
+      </w:rPr>
+    </w:lvl>
+    <w:lvl w:ilvl="2" w:tentative="1">
+      <w:start w:val="1"/>
+      <w:numFmt w:val="bullet"/>
+      <w:lvlText w:val=""/>
+      <w:lvlJc w:val="left"/>
+      <w:pPr>
+        <w:tabs>
+          <w:tab w:val="num" w:pos="2160"/>
+        </w:tabs>
+        <w:ind w:left="2160" w:hanging="360"/>
+      </w:pPr>
+      <w:rPr>
+        <w:rFonts w:ascii="Wingdings" w:hAnsi="Wingdings" w:hint="default"/>
+        <w:sz w:val="20"/>
+      </w:rPr>
+    </w:lvl>
+    <w:lvl w:ilvl="3" w:tentative="1">
+      <w:start w:val="1"/>
+      <w:numFmt w:val="bullet"/>
+      <w:lvlText w:val=""/>
+      <w:lvlJc w:val="left"/>
+      <w:pPr>
+        <w:tabs>
+          <w:tab w:val="num" w:pos="2880"/>
+        </w:tabs>
+        <w:ind w:left="2880" w:hanging="360"/>
+      </w:pPr>
+      <w:rPr>
+        <w:rFonts w:ascii="Wingdings" w:hAnsi="Wingdings" w:hint="default"/>
+        <w:sz w:val="20"/>
+      </w:rPr>
+    </w:lvl>
+    <w:lvl w:ilvl="4" w:tentative="1">
+      <w:start w:val="1"/>
+      <w:numFmt w:val="bullet"/>
+      <w:lvlText w:val=""/>
+      <w:lvlJc w:val="left"/>
+      <w:pPr>
+        <w:tabs>
+          <w:tab w:val="num" w:pos="3600"/>
+        </w:tabs>
+        <w:ind w:left="3600" w:hanging="360"/>
+      </w:pPr>
+      <w:rPr>
+        <w:rFonts w:ascii="Wingdings" w:hAnsi="Wingdings" w:hint="default"/>
+        <w:sz w:val="20"/>
+      </w:rPr>
+    </w:lvl>
+    <w:lvl w:ilvl="5" w:tentative="1">
+      <w:start w:val="1"/>
+      <w:numFmt w:val="bullet"/>
+      <w:lvlText w:val=""/>
+      <w:lvlJc w:val="left"/>
+      <w:pPr>
+        <w:tabs>
+          <w:tab w:val="num" w:pos="4320"/>
+        </w:tabs>
+        <w:ind w:left="4320" w:hanging="360"/>
+      </w:pPr>
+      <w:rPr>
+        <w:rFonts w:ascii="Wingdings" w:hAnsi="Wingdings" w:hint="default"/>
+        <w:sz w:val="20"/>
+      </w:rPr>
+    </w:lvl>
+    <w:lvl w:ilvl="6" w:tentative="1">
+      <w:start w:val="1"/>
+      <w:numFmt w:val="bullet"/>
+      <w:lvlText w:val=""/>
+      <w:lvlJc w:val="left"/>
+      <w:pPr>
+        <w:tabs>
+          <w:tab w:val="num" w:pos="5040"/>
+        </w:tabs>
+        <w:ind w:left="5040" w:hanging="360"/>
+      </w:pPr>
+      <w:rPr>
+        <w:rFonts w:ascii="Wingdings" w:hAnsi="Wingdings" w:hint="default"/>
+        <w:sz w:val="20"/>
+      </w:rPr>
+    </w:lvl>
+    <w:lvl w:ilvl="7" w:tentative="1">
+      <w:start w:val="1"/>
+      <w:numFmt w:val="bullet"/>
+      <w:lvlText w:val=""/>
+      <w:lvlJc w:val="left"/>
+      <w:pPr>
+        <w:tabs>
+          <w:tab w:val="num" w:pos="5760"/>
+        </w:tabs>
+        <w:ind w:left="5760" w:hanging="360"/>
+      </w:pPr>
+      <w:rPr>
+        <w:rFonts w:ascii="Wingdings" w:hAnsi="Wingdings" w:hint="default"/>
+        <w:sz w:val="20"/>
+      </w:rPr>
+    </w:lvl>
+    <w:lvl w:ilvl="8" w:tentative="1">
+      <w:start w:val="1"/>
+      <w:numFmt w:val="bullet"/>
+      <w:lvlText w:val=""/>
+      <w:lvlJc w:val="left"/>
+      <w:pPr>
+        <w:tabs>
+          <w:tab w:val="num" w:pos="6480"/>
+        </w:tabs>
+        <w:ind w:left="6480" w:hanging="360"/>
+      </w:pPr>
+      <w:rPr>
+        <w:rFonts w:ascii="Wingdings" w:hAnsi="Wingdings" w:hint="default"/>
+        <w:sz w:val="20"/>
+      </w:rPr>
+    </w:lvl>
+  </w:abstractNum>
+  <w:abstractNum w:abstractNumId="6" w15:restartNumberingAfterBreak="0">
     <w:nsid w:val="46EB738C"/>
     <w:multiLevelType w:val="multilevel"/>
     <w:tmpl w:val="20BE866C"/>
@@ -1192,7 +2206,7 @@
       </w:rPr>
     </w:lvl>
   </w:abstractNum>
-  <w:abstractNum w:abstractNumId="4" w15:restartNumberingAfterBreak="0">
+  <w:abstractNum w:abstractNumId="7" w15:restartNumberingAfterBreak="0">
     <w:nsid w:val="470D07A8"/>
     <w:multiLevelType w:val="multilevel"/>
     <w:tmpl w:val="E2C650B0"/>
@@ -1341,7 +2355,7 @@
       </w:rPr>
     </w:lvl>
   </w:abstractNum>
-  <w:abstractNum w:abstractNumId="5" w15:restartNumberingAfterBreak="0">
+  <w:abstractNum w:abstractNumId="8" w15:restartNumberingAfterBreak="0">
     <w:nsid w:val="5ED14F5B"/>
     <w:multiLevelType w:val="multilevel"/>
     <w:tmpl w:val="3AF2AB42"/>
@@ -1490,22 +2504,183 @@
       </w:rPr>
     </w:lvl>
   </w:abstractNum>
+  <w:abstractNum w:abstractNumId="9" w15:restartNumberingAfterBreak="0">
+    <w:nsid w:val="78E35F86"/>
+    <w:multiLevelType w:val="multilevel"/>
+    <w:tmpl w:val="E57A0C9A"/>
+    <w:lvl w:ilvl="0">
+      <w:start w:val="1"/>
+      <w:numFmt w:val="bullet"/>
+      <w:lvlText w:val=""/>
+      <w:lvlJc w:val="left"/>
+      <w:pPr>
+        <w:tabs>
+          <w:tab w:val="num" w:pos="720"/>
+        </w:tabs>
+        <w:ind w:left="720" w:hanging="360"/>
+      </w:pPr>
+      <w:rPr>
+        <w:rFonts w:ascii="Symbol" w:hAnsi="Symbol" w:hint="default"/>
+        <w:sz w:val="20"/>
+      </w:rPr>
+    </w:lvl>
+    <w:lvl w:ilvl="1" w:tentative="1">
+      <w:start w:val="1"/>
+      <w:numFmt w:val="bullet"/>
+      <w:lvlText w:val="o"/>
+      <w:lvlJc w:val="left"/>
+      <w:pPr>
+        <w:tabs>
+          <w:tab w:val="num" w:pos="1440"/>
+        </w:tabs>
+        <w:ind w:left="1440" w:hanging="360"/>
+      </w:pPr>
+      <w:rPr>
+        <w:rFonts w:ascii="Courier New" w:hAnsi="Courier New" w:hint="default"/>
+        <w:sz w:val="20"/>
+      </w:rPr>
+    </w:lvl>
+    <w:lvl w:ilvl="2" w:tentative="1">
+      <w:start w:val="1"/>
+      <w:numFmt w:val="bullet"/>
+      <w:lvlText w:val=""/>
+      <w:lvlJc w:val="left"/>
+      <w:pPr>
+        <w:tabs>
+          <w:tab w:val="num" w:pos="2160"/>
+        </w:tabs>
+        <w:ind w:left="2160" w:hanging="360"/>
+      </w:pPr>
+      <w:rPr>
+        <w:rFonts w:ascii="Wingdings" w:hAnsi="Wingdings" w:hint="default"/>
+        <w:sz w:val="20"/>
+      </w:rPr>
+    </w:lvl>
+    <w:lvl w:ilvl="3" w:tentative="1">
+      <w:start w:val="1"/>
+      <w:numFmt w:val="bullet"/>
+      <w:lvlText w:val=""/>
+      <w:lvlJc w:val="left"/>
+      <w:pPr>
+        <w:tabs>
+          <w:tab w:val="num" w:pos="2880"/>
+        </w:tabs>
+        <w:ind w:left="2880" w:hanging="360"/>
+      </w:pPr>
+      <w:rPr>
+        <w:rFonts w:ascii="Wingdings" w:hAnsi="Wingdings" w:hint="default"/>
+        <w:sz w:val="20"/>
+      </w:rPr>
+    </w:lvl>
+    <w:lvl w:ilvl="4" w:tentative="1">
+      <w:start w:val="1"/>
+      <w:numFmt w:val="bullet"/>
+      <w:lvlText w:val=""/>
+      <w:lvlJc w:val="left"/>
+      <w:pPr>
+        <w:tabs>
+          <w:tab w:val="num" w:pos="3600"/>
+        </w:tabs>
+        <w:ind w:left="3600" w:hanging="360"/>
+      </w:pPr>
+      <w:rPr>
+        <w:rFonts w:ascii="Wingdings" w:hAnsi="Wingdings" w:hint="default"/>
+        <w:sz w:val="20"/>
+      </w:rPr>
+    </w:lvl>
+    <w:lvl w:ilvl="5" w:tentative="1">
+      <w:start w:val="1"/>
+      <w:numFmt w:val="bullet"/>
+      <w:lvlText w:val=""/>
+      <w:lvlJc w:val="left"/>
+      <w:pPr>
+        <w:tabs>
+          <w:tab w:val="num" w:pos="4320"/>
+        </w:tabs>
+        <w:ind w:left="4320" w:hanging="360"/>
+      </w:pPr>
+      <w:rPr>
+        <w:rFonts w:ascii="Wingdings" w:hAnsi="Wingdings" w:hint="default"/>
+        <w:sz w:val="20"/>
+      </w:rPr>
+    </w:lvl>
+    <w:lvl w:ilvl="6" w:tentative="1">
+      <w:start w:val="1"/>
+      <w:numFmt w:val="bullet"/>
+      <w:lvlText w:val=""/>
+      <w:lvlJc w:val="left"/>
+      <w:pPr>
+        <w:tabs>
+          <w:tab w:val="num" w:pos="5040"/>
+        </w:tabs>
+        <w:ind w:left="5040" w:hanging="360"/>
+      </w:pPr>
+      <w:rPr>
+        <w:rFonts w:ascii="Wingdings" w:hAnsi="Wingdings" w:hint="default"/>
+        <w:sz w:val="20"/>
+      </w:rPr>
+    </w:lvl>
+    <w:lvl w:ilvl="7" w:tentative="1">
+      <w:start w:val="1"/>
+      <w:numFmt w:val="bullet"/>
+      <w:lvlText w:val=""/>
+      <w:lvlJc w:val="left"/>
+      <w:pPr>
+        <w:tabs>
+          <w:tab w:val="num" w:pos="5760"/>
+        </w:tabs>
+        <w:ind w:left="5760" w:hanging="360"/>
+      </w:pPr>
+      <w:rPr>
+        <w:rFonts w:ascii="Wingdings" w:hAnsi="Wingdings" w:hint="default"/>
+        <w:sz w:val="20"/>
+      </w:rPr>
+    </w:lvl>
+    <w:lvl w:ilvl="8" w:tentative="1">
+      <w:start w:val="1"/>
+      <w:numFmt w:val="bullet"/>
+      <w:lvlText w:val=""/>
+      <w:lvlJc w:val="left"/>
+      <w:pPr>
+        <w:tabs>
+          <w:tab w:val="num" w:pos="6480"/>
+        </w:tabs>
+        <w:ind w:left="6480" w:hanging="360"/>
+      </w:pPr>
+      <w:rPr>
+        <w:rFonts w:ascii="Wingdings" w:hAnsi="Wingdings" w:hint="default"/>
+        <w:sz w:val="20"/>
+      </w:rPr>
+    </w:lvl>
+  </w:abstractNum>
   <w:num w:numId="1" w16cid:durableId="1604722821">
-    <w:abstractNumId w:val="1"/>
+    <w:abstractNumId w:val="3"/>
   </w:num>
   <w:num w:numId="2" w16cid:durableId="89547032">
-    <w:abstractNumId w:val="4"/>
+    <w:abstractNumId w:val="7"/>
   </w:num>
   <w:num w:numId="3" w16cid:durableId="1356270081">
     <w:abstractNumId w:val="0"/>
   </w:num>
   <w:num w:numId="4" w16cid:durableId="793838660">
-    <w:abstractNumId w:val="3"/>
+    <w:abstractNumId w:val="6"/>
   </w:num>
   <w:num w:numId="5" w16cid:durableId="1061947826">
+    <w:abstractNumId w:val="8"/>
+  </w:num>
+  <w:num w:numId="6" w16cid:durableId="875696529">
+    <w:abstractNumId w:val="4"/>
+  </w:num>
+  <w:num w:numId="7" w16cid:durableId="1408652351">
+    <w:abstractNumId w:val="1"/>
+  </w:num>
+  <w:num w:numId="8" w16cid:durableId="1645769248">
     <w:abstractNumId w:val="5"/>
   </w:num>
-  <w:num w:numId="6" w16cid:durableId="875696529">
+  <w:num w:numId="9" w16cid:durableId="1622884673">
+    <w:abstractNumId w:val="9"/>
+  </w:num>
+  <w:num w:numId="10" w16cid:durableId="186985801">
     <w:abstractNumId w:val="2"/>
   </w:num>
 </w:numbering>
@@ -2427,6 +3602,40 @@
       <w:spacing w:val="5"/>
     </w:rPr>
   </w:style>
+  <w:style w:type="paragraph" w:styleId="NormalWeb">
+    <w:name w:val="Normal (Web)"/>
+    <w:basedOn w:val="Normal"/>
+    <w:uiPriority w:val="99"/>
+    <w:semiHidden/>
+    <w:unhideWhenUsed/>
+    <w:rsid w:val="0008448D"/>
+    <w:rPr>
+      <w:rFonts w:ascii="Times New Roman" w:hAnsi="Times New Roman" w:cs="Times New Roman"/>
+    </w:rPr>
+  </w:style>
+  <w:style w:type="character" w:styleId="Hyperlink">
+    <w:name w:val="Hyperlink"/>
+    <w:basedOn w:val="DefaultParagraphFont"/>
+    <w:uiPriority w:val="99"/>
+    <w:unhideWhenUsed/>
+    <w:rsid w:val="0008448D"/>
+    <w:rPr>
+      <w:color w:val="467886" w:themeColor="hyperlink"/>
+      <w:u w:val="single"/>
+    </w:rPr>
+  </w:style>
+  <w:style w:type="character" w:styleId="UnresolvedMention">
+    <w:name w:val="Unresolved Mention"/>
+    <w:basedOn w:val="DefaultParagraphFont"/>
+    <w:uiPriority w:val="99"/>
+    <w:semiHidden/>
+    <w:unhideWhenUsed/>
+    <w:rsid w:val="0008448D"/>
+    <w:rPr>
+      <w:color w:val="605E5C"/>
+      <w:shd w:val="clear" w:color="auto" w:fill="E1DFDD"/>
+    </w:rPr>
+  </w:style>
 </w:styles>
 </file>
 

--- a/docs/Ash_Prac6_Research.docx
+++ b/docs/Ash_Prac6_Research.docx
@@ -101,6 +101,8 @@
         <w:t xml:space="preserve"> The workflow pauses to trigger a notification or API request to a designated authority, waiting for an external action (Approve or Reject) to finalize the state transition. </w:t>
       </w:r>
     </w:p>
+    <w:p/>
+    <w:p/>
     <w:p>
       <w:r>
         <w:t xml:space="preserve">This Intake and Approval Pipeline </w:t>
@@ -113,6 +115,59 @@
       <w:r>
         <w:t xml:space="preserve"> the core requirement of the TIVIDY system to operate as a generic workflow manager. By treating incoming information as abstract items and mapping attributes to generic variables, the engine can execute any process that follows a validation and approval lifecycle without requiring modifications to the core classes. The specific admissions scenario will serve only as a demonstration of the engine, rather than defining the engine's architecture. </w:t>
       </w:r>
+    </w:p>
+    <w:p>
+      <w:pPr>
+        <w:spacing w:before="100" w:beforeAutospacing="1" w:after="120"/>
+      </w:pPr>
+    </w:p>
+    <w:p>
+      <w:pPr>
+        <w:spacing w:before="100" w:beforeAutospacing="1" w:after="120"/>
+      </w:pPr>
+    </w:p>
+    <w:p>
+      <w:pPr>
+        <w:spacing w:before="100" w:beforeAutospacing="1" w:after="120"/>
+      </w:pPr>
+    </w:p>
+    <w:p>
+      <w:r>
+        <w:br w:type="page"/>
+      </w:r>
+    </w:p>
+    <w:p>
+      <w:pPr>
+        <w:rPr>
+          <w:u w:val="single"/>
+        </w:rPr>
+      </w:pPr>
+      <w:r>
+        <w:rPr>
+          <w:u w:val="single"/>
+        </w:rPr>
+        <w:lastRenderedPageBreak/>
+        <w:t>Builder Design Pattern (Integration with Chain of Responsibility</w:t>
+      </w:r>
+      <w:r>
+        <w:rPr>
+          <w:u w:val="single"/>
+        </w:rPr>
+        <w:t>, Facade</w:t>
+      </w:r>
+      <w:r>
+        <w:rPr>
+          <w:u w:val="single"/>
+        </w:rPr>
+        <w:t xml:space="preserve"> and Prototype)</w:t>
+      </w:r>
+    </w:p>
+    <w:p>
+      <w:pPr>
+        <w:rPr>
+          <w:u w:val="single"/>
+        </w:rPr>
+      </w:pPr>
     </w:p>
     <w:p>
       <w:pPr>
@@ -126,296 +181,599 @@
           <w:b/>
           <w:bCs/>
         </w:rPr>
-        <w:t>2. Design Pattern Integration</w:t>
-      </w:r>
-    </w:p>
-    <w:p>
-      <w:r>
-        <w:t xml:space="preserve">To </w:t>
-      </w:r>
-      <w:proofErr w:type="spellStart"/>
-      <w:r>
-        <w:t>fulfill</w:t>
-      </w:r>
-      <w:proofErr w:type="spellEnd"/>
-      <w:r>
-        <w:t xml:space="preserve"> the requirement of utilizing meaningful Gang of Four design patterns that solve genuine structural problems, the following patterns will drive the architecture of this specific pipeline: </w:t>
-      </w:r>
-    </w:p>
-    <w:p>
-      <w:pPr>
-        <w:numPr>
-          <w:ilvl w:val="0"/>
-          <w:numId w:val="2"/>
-        </w:numPr>
-      </w:pPr>
-      <w:r>
+        <w:t>1. The Strategy: One Director, Multiple Builders</w:t>
+      </w:r>
+    </w:p>
+    <w:p>
+      <w:r>
+        <w:t>Because every workflow must follow the exact same 3-step sequence (Ingest -&gt; Evaluate -&gt; Route), the system only requires a single Director. To create different types of workflows (like a Service Request vs. an Insurance Claim), the Client simply swaps out the Concrete Builders.</w:t>
+      </w:r>
+    </w:p>
+    <w:p>
+      <w:pPr>
+        <w:rPr>
+          <w:u w:val="single"/>
+        </w:rPr>
+      </w:pPr>
+    </w:p>
+    <w:p>
+      <w:pPr>
         <w:rPr>
           <w:b/>
           <w:bCs/>
         </w:rPr>
-        <w:t>Builder (Assigned Focus):</w:t>
-      </w:r>
-      <w:r>
-        <w:t xml:space="preserve"> A </w:t>
-      </w:r>
-      <w:proofErr w:type="spellStart"/>
-      <w:r>
-        <w:t>WorkflowBuilder</w:t>
-      </w:r>
-      <w:proofErr w:type="spellEnd"/>
-      <w:r>
-        <w:t xml:space="preserve"> will construct the complex </w:t>
-      </w:r>
-      <w:proofErr w:type="spellStart"/>
-      <w:r>
-        <w:t>WorkflowDefinition</w:t>
-      </w:r>
-      <w:proofErr w:type="spellEnd"/>
-      <w:r>
-        <w:t xml:space="preserve"> object. This strictly separates the static description of the process from the independent running instances, allowing for the step-by-step configuration of stages, evaluation rules, and participant assignments before an instance is instantiated. </w:t>
-      </w:r>
-    </w:p>
-    <w:p>
-      <w:pPr>
-        <w:numPr>
-          <w:ilvl w:val="0"/>
-          <w:numId w:val="2"/>
-        </w:numPr>
       </w:pPr>
       <w:r>
         <w:rPr>
           <w:b/>
           <w:bCs/>
         </w:rPr>
-        <w:t>Facade (Assigned Focus):</w:t>
-      </w:r>
-      <w:r>
-        <w:t xml:space="preserve"> A </w:t>
+        <w:t>2. The Roles &amp; Responsibilities</w:t>
+      </w:r>
+    </w:p>
+    <w:p>
+      <w:pPr>
+        <w:rPr>
+          <w:color w:val="215E99" w:themeColor="text2" w:themeTint="BF"/>
+        </w:rPr>
+      </w:pPr>
+      <w:r>
+        <w:rPr>
+          <w:color w:val="215E99" w:themeColor="text2" w:themeTint="BF"/>
+        </w:rPr>
+        <w:t>• The Director (</w:t>
       </w:r>
       <w:proofErr w:type="spellStart"/>
       <w:r>
-        <w:t>WorkflowEngineFacade</w:t>
+        <w:rPr>
+          <w:color w:val="215E99" w:themeColor="text2" w:themeTint="BF"/>
+        </w:rPr>
+        <w:t>WorkflowDirector</w:t>
       </w:r>
       <w:proofErr w:type="spellEnd"/>
       <w:r>
-        <w:t xml:space="preserve"> will provide a unified interface for the system's boundary layers. It will handle incoming data payloads during the Ingest phase and manage external API triggers during the Authorise phase. This completely shields external systems and UI components from the engine's complex internal state management and routing. </w:t>
-      </w:r>
-    </w:p>
-    <w:p>
-      <w:pPr>
-        <w:numPr>
-          <w:ilvl w:val="0"/>
-          <w:numId w:val="2"/>
-        </w:numPr>
-      </w:pPr>
-      <w:r>
+        <w:rPr>
+          <w:color w:val="215E99" w:themeColor="text2" w:themeTint="BF"/>
+        </w:rPr>
+        <w:t>)</w:t>
+      </w:r>
+    </w:p>
+    <w:p>
+      <w:r>
+        <w:t xml:space="preserve">  - Role: The manager of the sequence.</w:t>
+      </w:r>
+    </w:p>
+    <w:p>
+      <w:r>
+        <w:t xml:space="preserve">  - Logic: It knows nothing about nodes, rules, or the internal chain structure. It only enforces that a valid workflow must be built in three exact steps.</w:t>
+      </w:r>
+    </w:p>
+    <w:p>
+      <w:r>
+        <w:t xml:space="preserve">  - Action: Its construct() method blindly </w:t>
+      </w:r>
+      <w:proofErr w:type="gramStart"/>
+      <w:r>
+        <w:t>calls:</w:t>
+      </w:r>
+      <w:proofErr w:type="gramEnd"/>
+      <w:r>
+        <w:t xml:space="preserve"> builder-&gt;</w:t>
+      </w:r>
+      <w:proofErr w:type="spellStart"/>
+      <w:r>
+        <w:t>buildIngest</w:t>
+      </w:r>
+      <w:proofErr w:type="spellEnd"/>
+      <w:r>
+        <w:t>(), then builder-&gt;</w:t>
+      </w:r>
+      <w:proofErr w:type="spellStart"/>
+      <w:r>
+        <w:t>buildEvaluate</w:t>
+      </w:r>
+      <w:proofErr w:type="spellEnd"/>
+      <w:r>
+        <w:t>(), then builder-&gt;</w:t>
+      </w:r>
+      <w:proofErr w:type="spellStart"/>
+      <w:r>
+        <w:t>buildRoute</w:t>
+      </w:r>
+      <w:proofErr w:type="spellEnd"/>
+      <w:r>
+        <w:t>().</w:t>
+      </w:r>
+    </w:p>
+    <w:p>
+      <w:pPr>
+        <w:rPr>
+          <w:color w:val="215E99" w:themeColor="text2" w:themeTint="BF"/>
+        </w:rPr>
+      </w:pPr>
+    </w:p>
+    <w:p>
+      <w:pPr>
+        <w:rPr>
+          <w:color w:val="215E99" w:themeColor="text2" w:themeTint="BF"/>
+        </w:rPr>
+      </w:pPr>
+      <w:r>
+        <w:rPr>
+          <w:color w:val="215E99" w:themeColor="text2" w:themeTint="BF"/>
+        </w:rPr>
+        <w:t>• The Builder Interface (</w:t>
+      </w:r>
+      <w:proofErr w:type="spellStart"/>
+      <w:r>
+        <w:rPr>
+          <w:color w:val="215E99" w:themeColor="text2" w:themeTint="BF"/>
+        </w:rPr>
+        <w:t>ChainBuilder</w:t>
+      </w:r>
+      <w:proofErr w:type="spellEnd"/>
+      <w:r>
+        <w:rPr>
+          <w:color w:val="215E99" w:themeColor="text2" w:themeTint="BF"/>
+        </w:rPr>
+        <w:t>)</w:t>
+      </w:r>
+    </w:p>
+    <w:p>
+      <w:r>
+        <w:t xml:space="preserve">  - Role: The contract. It defines the abstract build...() methods and the </w:t>
+      </w:r>
+      <w:proofErr w:type="spellStart"/>
+      <w:r>
+        <w:t>getResult</w:t>
+      </w:r>
+      <w:proofErr w:type="spellEnd"/>
+      <w:r>
+        <w:t>() method that all concrete builders must implement.</w:t>
+      </w:r>
+    </w:p>
+    <w:p>
+      <w:pPr>
+        <w:rPr>
+          <w:color w:val="215E99" w:themeColor="text2" w:themeTint="BF"/>
+        </w:rPr>
+      </w:pPr>
+    </w:p>
+    <w:p>
+      <w:pPr>
+        <w:rPr>
+          <w:color w:val="215E99" w:themeColor="text2" w:themeTint="BF"/>
+        </w:rPr>
+      </w:pPr>
+      <w:r>
+        <w:rPr>
+          <w:color w:val="215E99" w:themeColor="text2" w:themeTint="BF"/>
+        </w:rPr>
+        <w:t xml:space="preserve">• The Concrete Builders (e.g., </w:t>
+      </w:r>
+      <w:proofErr w:type="spellStart"/>
+      <w:r>
+        <w:rPr>
+          <w:color w:val="215E99" w:themeColor="text2" w:themeTint="BF"/>
+        </w:rPr>
+        <w:t>ServiceRequestBuilder</w:t>
+      </w:r>
+      <w:proofErr w:type="spellEnd"/>
+      <w:r>
+        <w:rPr>
+          <w:color w:val="215E99" w:themeColor="text2" w:themeTint="BF"/>
+        </w:rPr>
+        <w:t>)</w:t>
+      </w:r>
+    </w:p>
+    <w:p>
+      <w:r>
+        <w:t xml:space="preserve">  - Role: The mechanic. This is where all the domain-specific logic and instantiation </w:t>
+      </w:r>
+      <w:proofErr w:type="gramStart"/>
+      <w:r>
+        <w:t>happens</w:t>
+      </w:r>
+      <w:proofErr w:type="gramEnd"/>
+      <w:r>
+        <w:t>.</w:t>
+      </w:r>
+    </w:p>
+    <w:p>
+      <w:r>
+        <w:t xml:space="preserve">  - Storage: It has a private member variable of type `Workflow*` (the Product wrapper) that acts as the canvas.</w:t>
+      </w:r>
+    </w:p>
+    <w:p>
+      <w:r>
+        <w:t xml:space="preserve">  - Action: When the Director tells it to </w:t>
+      </w:r>
+      <w:proofErr w:type="spellStart"/>
+      <w:r>
+        <w:t>buildEvaluate</w:t>
+      </w:r>
+      <w:proofErr w:type="spellEnd"/>
+      <w:r>
+        <w:t>(), this builder instantiates the specific Strategy and Composite nodes needed for a Service Request. It then calls `product-&gt;</w:t>
+      </w:r>
+      <w:proofErr w:type="spellStart"/>
+      <w:r>
+        <w:t>addHandler</w:t>
+      </w:r>
+      <w:proofErr w:type="spellEnd"/>
+      <w:r>
+        <w:t>(node)`, delegating the actual pointer linking to the Product itself.</w:t>
+      </w:r>
+    </w:p>
+    <w:p/>
+    <w:p/>
+    <w:p>
+      <w:pPr>
+        <w:rPr>
+          <w:color w:val="215E99" w:themeColor="text2" w:themeTint="BF"/>
+        </w:rPr>
+      </w:pPr>
+      <w:r>
+        <w:rPr>
+          <w:color w:val="215E99" w:themeColor="text2" w:themeTint="BF"/>
+        </w:rPr>
+        <w:lastRenderedPageBreak/>
+        <w:t>• The Product (Workflow)</w:t>
+      </w:r>
+    </w:p>
+    <w:p>
+      <w:r>
+        <w:t xml:space="preserve">  - Role: The encapsulated Chain of Responsibility.</w:t>
+      </w:r>
+    </w:p>
+    <w:p>
+      <w:r>
+        <w:t xml:space="preserve">  - Logic: Rather than returning a raw `Handler*` pointer, the system uses a `Workflow` class. This class holds the head of the Linked List and provides an `</w:t>
+      </w:r>
+      <w:proofErr w:type="spellStart"/>
+      <w:r>
+        <w:t>addHandler</w:t>
+      </w:r>
+      <w:proofErr w:type="spellEnd"/>
+      <w:r>
+        <w:t>(Handler*)` method, which safely manages the `this-&gt;</w:t>
+      </w:r>
+      <w:proofErr w:type="spellStart"/>
+      <w:r>
+        <w:t>lastNode</w:t>
+      </w:r>
+      <w:proofErr w:type="spellEnd"/>
+      <w:r>
+        <w:t>-&gt;</w:t>
+      </w:r>
+      <w:proofErr w:type="spellStart"/>
+      <w:r>
+        <w:t>setNext</w:t>
+      </w:r>
+      <w:proofErr w:type="spellEnd"/>
+      <w:r>
+        <w:t>()` pointer wiring internally.</w:t>
+      </w:r>
+    </w:p>
+    <w:p/>
+    <w:p>
+      <w:pPr>
+        <w:rPr>
+          <w:color w:val="215E99" w:themeColor="text2" w:themeTint="BF"/>
+        </w:rPr>
+      </w:pPr>
+      <w:r>
+        <w:rPr>
+          <w:color w:val="215E99" w:themeColor="text2" w:themeTint="BF"/>
+        </w:rPr>
+        <w:t>• The Client</w:t>
+      </w:r>
+    </w:p>
+    <w:p>
+      <w:r>
+        <w:t xml:space="preserve">  - Role: The initiator.</w:t>
+      </w:r>
+    </w:p>
+    <w:p>
+      <w:r>
+        <w:t xml:space="preserve">  - Action: The client instantiates a </w:t>
+      </w:r>
+      <w:proofErr w:type="spellStart"/>
+      <w:r>
+        <w:t>ServiceRequestBuilder</w:t>
+      </w:r>
+      <w:proofErr w:type="spellEnd"/>
+      <w:r>
+        <w:t xml:space="preserve"> and gives it to the </w:t>
+      </w:r>
+      <w:proofErr w:type="spellStart"/>
+      <w:r>
+        <w:t>WorkflowDirector</w:t>
+      </w:r>
+      <w:proofErr w:type="spellEnd"/>
+      <w:r>
+        <w:t xml:space="preserve">. It tells the Director to construct(). Once finished, the Client calls </w:t>
+      </w:r>
+      <w:proofErr w:type="spellStart"/>
+      <w:r>
+        <w:t>getResult</w:t>
+      </w:r>
+      <w:proofErr w:type="spellEnd"/>
+      <w:r>
+        <w:t>().</w:t>
+      </w:r>
+    </w:p>
+    <w:p>
+      <w:r>
+        <w:t xml:space="preserve">  - Outcome: The Client receives the fully assembled complex product (the `Workflow` object) without ever knowing how the individual Handler nodes were instantiated or linked together.</w:t>
+      </w:r>
+    </w:p>
+    <w:p>
+      <w:pPr>
         <w:rPr>
           <w:b/>
           <w:bCs/>
         </w:rPr>
-        <w:t>Strategy:</w:t>
-      </w:r>
-      <w:r>
-        <w:t xml:space="preserve"> This will be applied in the Evaluate &amp; Filter phase. By encapsulating different evaluation thresholds and routing rules into interchangeable strategy </w:t>
-      </w:r>
-      <w:r>
-        <w:lastRenderedPageBreak/>
-        <w:t xml:space="preserve">objects, the system avoids large centralized if/else chains and manual type checks. </w:t>
-      </w:r>
-    </w:p>
-    <w:p>
-      <w:pPr>
-        <w:numPr>
-          <w:ilvl w:val="0"/>
-          <w:numId w:val="2"/>
-        </w:numPr>
-      </w:pPr>
-      <w:r>
+      </w:pPr>
+    </w:p>
+    <w:p>
+      <w:pPr>
         <w:rPr>
           <w:b/>
           <w:bCs/>
         </w:rPr>
-        <w:t>State:</w:t>
-      </w:r>
-      <w:r>
-        <w:t xml:space="preserve"> This pattern will manage the lifecycle of individual work items. As running work changes over time (e.g., created, available, started, completed, rejected), the State pattern ensures operations are only executed if they are valid for the item's current phase in the Intake and Approval Pipeline. </w:t>
-      </w:r>
-    </w:p>
-    <w:p>
-      <w:pPr>
-        <w:numPr>
-          <w:ilvl w:val="0"/>
-          <w:numId w:val="2"/>
-        </w:numPr>
       </w:pPr>
       <w:r>
         <w:rPr>
           <w:b/>
           <w:bCs/>
         </w:rPr>
-        <w:t>Observer:</w:t>
-      </w:r>
-      <w:r>
-        <w:t xml:space="preserve"> During the Authorise &amp; Route phase, this pattern will handle external communication. When a work item changes state or triggers an event, multiple interested parts of the system or external monitors can react without tightly coupling the core workflow model to the notification mechanisms. </w:t>
-      </w:r>
-    </w:p>
-    <w:p>
-      <w:pPr>
+        <w:t>3. Runtime Execution &amp; Prototype Integration</w:t>
+      </w:r>
+    </w:p>
+    <w:p>
+      <w:r>
+        <w:t>To avoid the overhead of rebuilding a complex object graph for every single request, the system integrates the Prototype pattern:</w:t>
+      </w:r>
+    </w:p>
+    <w:p>
+      <w:r>
+        <w:t xml:space="preserve">  - Startup Phase: Upon system boot, the Builder constructs a static "Master Template" of a workflow (e.g., a master Service Request `Workflow` object).</w:t>
+      </w:r>
+    </w:p>
+    <w:p>
+      <w:r>
+        <w:t xml:space="preserve">  </w:t>
+      </w:r>
+      <w:r>
         <w:rPr>
           <w:b/>
           <w:bCs/>
         </w:rPr>
-      </w:pPr>
+        <w:t>- Prototype Usage</w:t>
+      </w:r>
+      <w:r>
+        <w:t xml:space="preserve">: This master `Workflow` acts as a Prototype. </w:t>
+      </w:r>
+    </w:p>
+    <w:p>
+      <w:r>
+        <w:t xml:space="preserve">  - Execution Phase: When a new data payload arrives at the </w:t>
+      </w:r>
       <w:r>
         <w:rPr>
           <w:b/>
           <w:bCs/>
         </w:rPr>
-        <w:t>3. Execution Plan for Practical 6</w:t>
-      </w:r>
-    </w:p>
-    <w:p>
-      <w:r>
-        <w:t xml:space="preserve">Because Practical 6 focuses on research and design without requiring a complete C++11 implementation, the immediate execution plan </w:t>
-      </w:r>
-      <w:proofErr w:type="spellStart"/>
-      <w:r>
-        <w:t>centers</w:t>
-      </w:r>
-      <w:proofErr w:type="spellEnd"/>
-      <w:r>
-        <w:t xml:space="preserve"> on translating this generic pipeline into rigorous UML models: </w:t>
-      </w:r>
-    </w:p>
-    <w:p>
-      <w:pPr>
-        <w:numPr>
-          <w:ilvl w:val="0"/>
-          <w:numId w:val="3"/>
-        </w:numPr>
-      </w:pPr>
-      <w:r>
+        <w:t>Facade</w:t>
+      </w:r>
+      <w:r>
+        <w:t>, the system simply calls `clone()` on the master `Workflow`. This performs a deep copy of the underlying Handler chain, providing a fresh, independent running instance of the pipeline for that specific request payload.</w:t>
+      </w:r>
+    </w:p>
+    <w:p>
+      <w:pPr>
+        <w:rPr>
+          <w:u w:val="single"/>
+        </w:rPr>
+      </w:pPr>
+    </w:p>
+    <w:p>
+      <w:pPr>
+        <w:rPr>
+          <w:u w:val="single"/>
+        </w:rPr>
+      </w:pPr>
+    </w:p>
+    <w:p>
+      <w:pPr>
+        <w:rPr>
+          <w:u w:val="single"/>
+        </w:rPr>
+      </w:pPr>
+    </w:p>
+    <w:p>
+      <w:pPr>
+        <w:rPr>
+          <w:u w:val="single"/>
+        </w:rPr>
+      </w:pPr>
+    </w:p>
+    <w:p>
+      <w:pPr>
+        <w:rPr>
+          <w:u w:val="single"/>
+        </w:rPr>
+      </w:pPr>
+    </w:p>
+    <w:p>
+      <w:pPr>
+        <w:rPr>
+          <w:u w:val="single"/>
+        </w:rPr>
+      </w:pPr>
+    </w:p>
+    <w:p>
+      <w:pPr>
         <w:rPr>
           <w:b/>
           <w:bCs/>
-        </w:rPr>
-        <w:t>Activity Diagrams:</w:t>
-      </w:r>
-      <w:r>
-        <w:t xml:space="preserve"> Model the generic three-step Intake and Approval execution pipeline, ensuring actions, decisions, and </w:t>
-      </w:r>
-      <w:proofErr w:type="spellStart"/>
-      <w:r>
-        <w:t>swimlanes</w:t>
-      </w:r>
-      <w:proofErr w:type="spellEnd"/>
-      <w:r>
-        <w:t xml:space="preserve"> accurately reflect the abstract data flow from ingestion to final routing. </w:t>
-      </w:r>
-    </w:p>
-    <w:p>
-      <w:pPr>
-        <w:numPr>
-          <w:ilvl w:val="0"/>
-          <w:numId w:val="3"/>
-        </w:numPr>
+          <w:u w:val="single"/>
+        </w:rPr>
       </w:pPr>
       <w:r>
         <w:rPr>
           <w:b/>
           <w:bCs/>
-        </w:rPr>
-        <w:t>Class Diagram:</w:t>
-      </w:r>
-      <w:r>
-        <w:t xml:space="preserve"> Map the Builder, Facade, Strategy, State, and Observer participants to the TIVIDY class structure. Clear visual notation will be used to highlight these pattern collaborations across the subsystems. </w:t>
-      </w:r>
-    </w:p>
-    <w:p>
-      <w:pPr>
-        <w:numPr>
-          <w:ilvl w:val="0"/>
-          <w:numId w:val="3"/>
-        </w:numPr>
-      </w:pPr>
-      <w:r>
+          <w:u w:val="single"/>
+        </w:rPr>
+        <w:lastRenderedPageBreak/>
+        <w:t>Example of how the complex object will be built ( It is a linked list of Handlers)</w:t>
+      </w:r>
+    </w:p>
+    <w:p>
+      <w:pPr>
         <w:rPr>
           <w:b/>
           <w:bCs/>
         </w:rPr>
-        <w:t>Runtime Behaviour Diagrams:</w:t>
-      </w:r>
-      <w:r>
-        <w:t xml:space="preserve"> Develop Sequence Diagrams showcasing the interactions during the Ingest and Authorise phases, and a State Diagram detailing the lifecycle and valid transitions of a generic work item. </w:t>
-      </w:r>
-    </w:p>
-    <w:p>
-      <w:pPr>
-        <w:numPr>
-          <w:ilvl w:val="0"/>
-          <w:numId w:val="3"/>
-        </w:numPr>
-      </w:pPr>
-      <w:r>
+      </w:pPr>
+    </w:p>
+    <w:p>
+      <w:pPr>
         <w:rPr>
           <w:b/>
           <w:bCs/>
-        </w:rPr>
-        <w:t>Documentation and Repository Management:</w:t>
-      </w:r>
-      <w:r>
-        <w:t xml:space="preserve"> Record these specific architectural choices, pattern justifications, and the refinement into the generic Intake and Approval Pipeline in the project's design history. All diagrams, research, and design decisions will be committed to the team's GitHub repository. </w:t>
-      </w:r>
-    </w:p>
-    <w:p>
-      <w:pPr>
-        <w:spacing w:before="100" w:beforeAutospacing="1" w:after="120"/>
-      </w:pPr>
-    </w:p>
-    <w:p>
-      <w:pPr>
-        <w:spacing w:before="100" w:beforeAutospacing="1" w:after="120"/>
-      </w:pPr>
-    </w:p>
-    <w:p>
-      <w:pPr>
-        <w:spacing w:before="100" w:beforeAutospacing="1" w:after="120"/>
-      </w:pPr>
-    </w:p>
-    <w:p>
-      <w:pPr>
-        <w:spacing w:before="100" w:beforeAutospacing="1" w:after="120"/>
-      </w:pPr>
-    </w:p>
-    <w:p>
-      <w:pPr>
-        <w:spacing w:before="100" w:beforeAutospacing="1" w:after="120"/>
+          <w:u w:val="single"/>
+        </w:rPr>
+      </w:pPr>
+      <w:r>
         <w:rPr>
           <w:b/>
           <w:bCs/>
-          <w:sz w:val="32"/>
-          <w:szCs w:val="32"/>
+          <w:u w:val="single"/>
+        </w:rPr>
+        <w:drawing>
+          <wp:inline distT="0" distB="0" distL="0" distR="0" wp14:anchorId="4694CB61" wp14:editId="05E14749">
+            <wp:extent cx="5233784" cy="4464685"/>
+            <wp:effectExtent l="0" t="0" r="5080" b="0"/>
+            <wp:docPr id="1778374604" name="Picture 1"/>
+            <wp:cNvGraphicFramePr>
+              <a:graphicFrameLocks xmlns:a="http://schemas.openxmlformats.org/drawingml/2006/main" noChangeAspect="1"/>
+            </wp:cNvGraphicFramePr>
+            <a:graphic xmlns:a="http://schemas.openxmlformats.org/drawingml/2006/main">
+              <a:graphicData uri="http://schemas.openxmlformats.org/drawingml/2006/picture">
+                <pic:pic xmlns:pic="http://schemas.openxmlformats.org/drawingml/2006/picture">
+                  <pic:nvPicPr>
+                    <pic:cNvPr id="1778374604" name="Picture 1"/>
+                    <pic:cNvPicPr/>
+                  </pic:nvPicPr>
+                  <pic:blipFill>
+                    <a:blip r:embed="rId5">
+                      <a:extLst>
+                        <a:ext uri="{28A0092B-C50C-407E-A947-70E740481C1C}">
+                          <a14:useLocalDpi xmlns:a14="http://schemas.microsoft.com/office/drawing/2010/main" val="0"/>
+                        </a:ext>
+                      </a:extLst>
+                    </a:blip>
+                    <a:stretch>
+                      <a:fillRect/>
+                    </a:stretch>
+                  </pic:blipFill>
+                  <pic:spPr>
+                    <a:xfrm>
+                      <a:off x="0" y="0"/>
+                      <a:ext cx="5233784" cy="4464685"/>
+                    </a:xfrm>
+                    <a:prstGeom prst="rect">
+                      <a:avLst/>
+                    </a:prstGeom>
+                  </pic:spPr>
+                </pic:pic>
+              </a:graphicData>
+            </a:graphic>
+          </wp:inline>
+        </w:drawing>
+      </w:r>
+    </w:p>
+    <w:p>
+      <w:pPr>
+        <w:rPr>
+          <w:b/>
+          <w:bCs/>
+          <w:u w:val="single"/>
+        </w:rPr>
+      </w:pPr>
+    </w:p>
+    <w:p>
+      <w:pPr>
+        <w:rPr>
+          <w:b/>
+          <w:bCs/>
+          <w:u w:val="single"/>
+        </w:rPr>
+      </w:pPr>
+    </w:p>
+    <w:p>
+      <w:pPr>
+        <w:rPr>
+          <w:b/>
+          <w:bCs/>
+          <w:u w:val="single"/>
+        </w:rPr>
+      </w:pPr>
+    </w:p>
+    <w:p>
+      <w:pPr>
+        <w:rPr>
+          <w:b/>
+          <w:bCs/>
+          <w:u w:val="single"/>
+        </w:rPr>
+      </w:pPr>
+    </w:p>
+    <w:p>
+      <w:pPr>
+        <w:rPr>
+          <w:b/>
+          <w:bCs/>
+          <w:u w:val="single"/>
         </w:rPr>
       </w:pPr>
     </w:p>
     <w:p>
       <w:pPr>
         <w:spacing w:before="100" w:beforeAutospacing="1" w:after="120"/>
+      </w:pPr>
+    </w:p>
+    <w:p>
+      <w:pPr>
+        <w:spacing w:before="100" w:beforeAutospacing="1" w:after="120"/>
+      </w:pPr>
+    </w:p>
+    <w:p>
+      <w:pPr>
+        <w:spacing w:before="100" w:beforeAutospacing="1" w:after="120"/>
+      </w:pPr>
+    </w:p>
+    <w:p>
+      <w:pPr>
+        <w:spacing w:before="100" w:beforeAutospacing="1" w:after="120"/>
+      </w:pPr>
+    </w:p>
+    <w:p>
+      <w:pPr>
+        <w:spacing w:before="100" w:beforeAutospacing="1" w:after="120"/>
+      </w:pPr>
+    </w:p>
+    <w:p>
+      <w:r>
         <w:rPr>
           <w:b/>
           <w:bCs/>
           <w:sz w:val="28"/>
           <w:szCs w:val="28"/>
         </w:rPr>
-      </w:pPr>
-      <w:r>
-        <w:rPr>
-          <w:b/>
-          <w:bCs/>
-          <w:sz w:val="28"/>
-          <w:szCs w:val="28"/>
-        </w:rPr>
         <w:lastRenderedPageBreak/>
         <w:t>Examples of scenarios where this type of pipeline is used:</w:t>
       </w:r>
@@ -487,6 +845,9 @@
     <w:p>
       <w:pPr>
         <w:ind w:left="360"/>
+        <w:rPr>
+          <w:u w:val="single"/>
+        </w:rPr>
       </w:pPr>
       <w:r>
         <w:rPr>
@@ -505,6 +866,7 @@
         <w:rPr>
           <w:b/>
           <w:bCs/>
+          <w:u w:val="single"/>
         </w:rPr>
         <w:t>Kognitos</w:t>
       </w:r>
@@ -513,16 +875,21 @@
         <w:rPr>
           <w:b/>
           <w:bCs/>
+          <w:u w:val="single"/>
         </w:rPr>
         <w:t>.</w:t>
       </w:r>
       <w:r>
+        <w:rPr>
+          <w:u w:val="single"/>
+        </w:rPr>
         <w:t xml:space="preserve"> (2026). </w:t>
       </w:r>
       <w:r>
         <w:rPr>
           <w:i/>
           <w:iCs/>
+          <w:u w:val="single"/>
         </w:rPr>
         <w:t>What Is Insurance Claims Automation? A Complete Guide.</w:t>
       </w:r>
@@ -533,18 +900,25 @@
           <w:ilvl w:val="0"/>
           <w:numId w:val="7"/>
         </w:numPr>
+        <w:rPr>
+          <w:u w:val="single"/>
+        </w:rPr>
       </w:pPr>
       <w:r>
         <w:rPr>
           <w:b/>
           <w:bCs/>
+          <w:u w:val="single"/>
         </w:rPr>
         <w:t>URL:</w:t>
       </w:r>
       <w:r>
+        <w:rPr>
+          <w:u w:val="single"/>
+        </w:rPr>
         <w:t xml:space="preserve"> </w:t>
       </w:r>
-      <w:hyperlink r:id="rId5" w:tgtFrame="_blank" w:history="1">
+      <w:hyperlink r:id="rId6" w:tgtFrame="_blank" w:history="1">
         <w:r>
           <w:rPr>
             <w:rStyle w:val="Hyperlink"/>
@@ -559,36 +933,51 @@
           <w:ilvl w:val="0"/>
           <w:numId w:val="7"/>
         </w:numPr>
+        <w:rPr>
+          <w:u w:val="single"/>
+        </w:rPr>
       </w:pPr>
       <w:r>
         <w:rPr>
           <w:b/>
           <w:bCs/>
+          <w:u w:val="single"/>
         </w:rPr>
         <w:t>Relevance:</w:t>
       </w:r>
       <w:r>
+        <w:rPr>
+          <w:u w:val="single"/>
+        </w:rPr>
         <w:t xml:space="preserve"> Details the exact intake-to-settlement lifecycle using automated triage, data validation, and routing exceptions to human adjusters.</w:t>
       </w:r>
     </w:p>
     <w:p>
       <w:pPr>
         <w:ind w:left="360"/>
+        <w:rPr>
+          <w:u w:val="single"/>
+        </w:rPr>
       </w:pPr>
       <w:r>
         <w:rPr>
           <w:b/>
           <w:bCs/>
+          <w:u w:val="single"/>
         </w:rPr>
         <w:t>Assured.</w:t>
       </w:r>
       <w:r>
+        <w:rPr>
+          <w:u w:val="single"/>
+        </w:rPr>
         <w:t xml:space="preserve"> (2026). </w:t>
       </w:r>
       <w:r>
         <w:rPr>
           <w:i/>
           <w:iCs/>
+          <w:u w:val="single"/>
         </w:rPr>
         <w:t>Straight-Through Processing in Insurance Claims.</w:t>
       </w:r>
@@ -599,18 +988,25 @@
           <w:ilvl w:val="0"/>
           <w:numId w:val="8"/>
         </w:numPr>
+        <w:rPr>
+          <w:u w:val="single"/>
+        </w:rPr>
       </w:pPr>
       <w:r>
         <w:rPr>
           <w:b/>
           <w:bCs/>
+          <w:u w:val="single"/>
         </w:rPr>
         <w:t>URL:</w:t>
       </w:r>
       <w:r>
+        <w:rPr>
+          <w:u w:val="single"/>
+        </w:rPr>
         <w:t xml:space="preserve"> </w:t>
       </w:r>
-      <w:hyperlink r:id="rId6" w:tgtFrame="_blank" w:history="1">
+      <w:hyperlink r:id="rId7" w:tgtFrame="_blank" w:history="1">
         <w:r>
           <w:rPr>
             <w:rStyle w:val="Hyperlink"/>
@@ -625,34 +1021,23 @@
           <w:ilvl w:val="0"/>
           <w:numId w:val="8"/>
         </w:numPr>
+        <w:rPr>
+          <w:u w:val="single"/>
+        </w:rPr>
       </w:pPr>
       <w:r>
         <w:rPr>
           <w:b/>
           <w:bCs/>
+          <w:u w:val="single"/>
         </w:rPr>
         <w:t>Relevance:</w:t>
       </w:r>
       <w:r>
-        <w:t xml:space="preserve"> Outlines the structured pipeline of Intake &amp; Data Capture </w:t>
-      </w:r>
-      <w:r>
-        <w:t>~&gt;</w:t>
-      </w:r>
-      <w:r>
-        <w:t xml:space="preserve"> Policy Verification </w:t>
-      </w:r>
-      <w:r>
-        <w:t>~&gt;</w:t>
-      </w:r>
-      <w:r>
-        <w:t xml:space="preserve"> Fraud Scoring </w:t>
-      </w:r>
-      <w:r>
-        <w:t>~&gt;</w:t>
-      </w:r>
-      <w:r>
-        <w:t xml:space="preserve"> Automated Triage.</w:t>
+        <w:rPr>
+          <w:u w:val="single"/>
+        </w:rPr>
+        <w:t xml:space="preserve"> Outlines the structured pipeline of Intake &amp; Data Capture ~&gt; Policy Verification ~&gt; Fraud Scoring ~&gt; Automated Triage.</w:t>
       </w:r>
     </w:p>
     <w:p>
@@ -665,16 +1050,7 @@
         <w:ind w:left="360"/>
       </w:pPr>
     </w:p>
-    <w:p>
-      <w:pPr>
-        <w:ind w:left="360"/>
-      </w:pPr>
-    </w:p>
     <w:p/>
-    <w:p/>
-    <w:p/>
-    <w:p/>
-    <w:p/>
     <w:p>
       <w:pPr>
         <w:rPr>
@@ -716,24 +1092,11 @@
           <w:color w:val="EE0000"/>
         </w:rPr>
       </w:pPr>
-    </w:p>
-    <w:p>
-      <w:pPr>
+      <w:r>
         <w:rPr>
           <w:color w:val="EE0000"/>
         </w:rPr>
-      </w:pPr>
-    </w:p>
-    <w:p>
-      <w:pPr>
-        <w:rPr>
-          <w:color w:val="EE0000"/>
-        </w:rPr>
-      </w:pPr>
-      <w:r>
-        <w:rPr>
-          <w:color w:val="EE0000"/>
-        </w:rPr>
+        <w:lastRenderedPageBreak/>
         <w:t>2. FinTech / Banking: KYC (Know Your Customer) &amp; Loan Origination</w:t>
       </w:r>
     </w:p>
@@ -798,84 +1161,10 @@
       </w:pPr>
     </w:p>
     <w:p>
-      <w:pPr>
+      <w:r>
         <w:rPr>
           <w:color w:val="EE0000"/>
         </w:rPr>
-      </w:pPr>
-    </w:p>
-    <w:p>
-      <w:pPr>
-        <w:rPr>
-          <w:color w:val="EE0000"/>
-        </w:rPr>
-      </w:pPr>
-    </w:p>
-    <w:p>
-      <w:pPr>
-        <w:rPr>
-          <w:color w:val="EE0000"/>
-        </w:rPr>
-      </w:pPr>
-    </w:p>
-    <w:p>
-      <w:pPr>
-        <w:rPr>
-          <w:color w:val="EE0000"/>
-        </w:rPr>
-      </w:pPr>
-    </w:p>
-    <w:p>
-      <w:pPr>
-        <w:rPr>
-          <w:color w:val="EE0000"/>
-        </w:rPr>
-      </w:pPr>
-    </w:p>
-    <w:p>
-      <w:pPr>
-        <w:rPr>
-          <w:color w:val="EE0000"/>
-        </w:rPr>
-      </w:pPr>
-    </w:p>
-    <w:p>
-      <w:pPr>
-        <w:rPr>
-          <w:color w:val="EE0000"/>
-        </w:rPr>
-      </w:pPr>
-    </w:p>
-    <w:p>
-      <w:pPr>
-        <w:rPr>
-          <w:color w:val="EE0000"/>
-        </w:rPr>
-      </w:pPr>
-    </w:p>
-    <w:p>
-      <w:pPr>
-        <w:rPr>
-          <w:color w:val="EE0000"/>
-        </w:rPr>
-      </w:pPr>
-    </w:p>
-    <w:p>
-      <w:pPr>
-        <w:tabs>
-          <w:tab w:val="left" w:pos="714"/>
-        </w:tabs>
-        <w:rPr>
-          <w:color w:val="EE0000"/>
-        </w:rPr>
-      </w:pPr>
-    </w:p>
-    <w:p>
-      <w:r>
-        <w:rPr>
-          <w:color w:val="EE0000"/>
-        </w:rPr>
-        <w:lastRenderedPageBreak/>
         <w:t>3. Procurement and Accounts Payable (Invoice Processing)</w:t>
       </w:r>
     </w:p>
@@ -999,7 +1288,7 @@
         </w:rPr>
         <w:t xml:space="preserve"> </w:t>
       </w:r>
-      <w:hyperlink r:id="rId7" w:tgtFrame="_blank" w:history="1">
+      <w:hyperlink r:id="rId8" w:tgtFrame="_blank" w:history="1">
         <w:r>
           <w:rPr>
             <w:rStyle w:val="Hyperlink"/>
@@ -1054,6 +1343,7 @@
           <w:bCs/>
           <w:u w:val="single"/>
         </w:rPr>
+        <w:lastRenderedPageBreak/>
         <w:t>Tipalti</w:t>
       </w:r>
       <w:proofErr w:type="spellEnd"/>
@@ -1104,7 +1394,7 @@
         </w:rPr>
         <w:t xml:space="preserve"> </w:t>
       </w:r>
-      <w:hyperlink r:id="rId8" w:tgtFrame="_blank" w:history="1">
+      <w:hyperlink r:id="rId9" w:tgtFrame="_blank" w:history="1">
         <w:r>
           <w:rPr>
             <w:rStyle w:val="Hyperlink"/>
@@ -1462,6 +1752,155 @@
     </w:lvl>
   </w:abstractNum>
   <w:abstractNum w:abstractNumId="2" w15:restartNumberingAfterBreak="0">
+    <w:nsid w:val="0F0315C5"/>
+    <w:multiLevelType w:val="multilevel"/>
+    <w:tmpl w:val="BDA4CE2C"/>
+    <w:lvl w:ilvl="0">
+      <w:start w:val="1"/>
+      <w:numFmt w:val="bullet"/>
+      <w:lvlText w:val=""/>
+      <w:lvlJc w:val="left"/>
+      <w:pPr>
+        <w:tabs>
+          <w:tab w:val="num" w:pos="720"/>
+        </w:tabs>
+        <w:ind w:left="720" w:hanging="360"/>
+      </w:pPr>
+      <w:rPr>
+        <w:rFonts w:ascii="Symbol" w:hAnsi="Symbol" w:hint="default"/>
+        <w:sz w:val="20"/>
+      </w:rPr>
+    </w:lvl>
+    <w:lvl w:ilvl="1">
+      <w:start w:val="1"/>
+      <w:numFmt w:val="bullet"/>
+      <w:lvlText w:val=""/>
+      <w:lvlJc w:val="left"/>
+      <w:pPr>
+        <w:tabs>
+          <w:tab w:val="num" w:pos="1440"/>
+        </w:tabs>
+        <w:ind w:left="1440" w:hanging="360"/>
+      </w:pPr>
+      <w:rPr>
+        <w:rFonts w:ascii="Symbol" w:hAnsi="Symbol" w:hint="default"/>
+        <w:sz w:val="20"/>
+      </w:rPr>
+    </w:lvl>
+    <w:lvl w:ilvl="2" w:tentative="1">
+      <w:start w:val="1"/>
+      <w:numFmt w:val="bullet"/>
+      <w:lvlText w:val=""/>
+      <w:lvlJc w:val="left"/>
+      <w:pPr>
+        <w:tabs>
+          <w:tab w:val="num" w:pos="2160"/>
+        </w:tabs>
+        <w:ind w:left="2160" w:hanging="360"/>
+      </w:pPr>
+      <w:rPr>
+        <w:rFonts w:ascii="Symbol" w:hAnsi="Symbol" w:hint="default"/>
+        <w:sz w:val="20"/>
+      </w:rPr>
+    </w:lvl>
+    <w:lvl w:ilvl="3" w:tentative="1">
+      <w:start w:val="1"/>
+      <w:numFmt w:val="bullet"/>
+      <w:lvlText w:val=""/>
+      <w:lvlJc w:val="left"/>
+      <w:pPr>
+        <w:tabs>
+          <w:tab w:val="num" w:pos="2880"/>
+        </w:tabs>
+        <w:ind w:left="2880" w:hanging="360"/>
+      </w:pPr>
+      <w:rPr>
+        <w:rFonts w:ascii="Symbol" w:hAnsi="Symbol" w:hint="default"/>
+        <w:sz w:val="20"/>
+      </w:rPr>
+    </w:lvl>
+    <w:lvl w:ilvl="4" w:tentative="1">
+      <w:start w:val="1"/>
+      <w:numFmt w:val="bullet"/>
+      <w:lvlText w:val=""/>
+      <w:lvlJc w:val="left"/>
+      <w:pPr>
+        <w:tabs>
+          <w:tab w:val="num" w:pos="3600"/>
+        </w:tabs>
+        <w:ind w:left="3600" w:hanging="360"/>
+      </w:pPr>
+      <w:rPr>
+        <w:rFonts w:ascii="Symbol" w:hAnsi="Symbol" w:hint="default"/>
+        <w:sz w:val="20"/>
+      </w:rPr>
+    </w:lvl>
+    <w:lvl w:ilvl="5" w:tentative="1">
+      <w:start w:val="1"/>
+      <w:numFmt w:val="bullet"/>
+      <w:lvlText w:val=""/>
+      <w:lvlJc w:val="left"/>
+      <w:pPr>
+        <w:tabs>
+          <w:tab w:val="num" w:pos="4320"/>
+        </w:tabs>
+        <w:ind w:left="4320" w:hanging="360"/>
+      </w:pPr>
+      <w:rPr>
+        <w:rFonts w:ascii="Symbol" w:hAnsi="Symbol" w:hint="default"/>
+        <w:sz w:val="20"/>
+      </w:rPr>
+    </w:lvl>
+    <w:lvl w:ilvl="6" w:tentative="1">
+      <w:start w:val="1"/>
+      <w:numFmt w:val="bullet"/>
+      <w:lvlText w:val=""/>
+      <w:lvlJc w:val="left"/>
+      <w:pPr>
+        <w:tabs>
+          <w:tab w:val="num" w:pos="5040"/>
+        </w:tabs>
+        <w:ind w:left="5040" w:hanging="360"/>
+      </w:pPr>
+      <w:rPr>
+        <w:rFonts w:ascii="Symbol" w:hAnsi="Symbol" w:hint="default"/>
+        <w:sz w:val="20"/>
+      </w:rPr>
+    </w:lvl>
+    <w:lvl w:ilvl="7" w:tentative="1">
+      <w:start w:val="1"/>
+      <w:numFmt w:val="bullet"/>
+      <w:lvlText w:val=""/>
+      <w:lvlJc w:val="left"/>
+      <w:pPr>
+        <w:tabs>
+          <w:tab w:val="num" w:pos="5760"/>
+        </w:tabs>
+        <w:ind w:left="5760" w:hanging="360"/>
+      </w:pPr>
+      <w:rPr>
+        <w:rFonts w:ascii="Symbol" w:hAnsi="Symbol" w:hint="default"/>
+        <w:sz w:val="20"/>
+      </w:rPr>
+    </w:lvl>
+    <w:lvl w:ilvl="8" w:tentative="1">
+      <w:start w:val="1"/>
+      <w:numFmt w:val="bullet"/>
+      <w:lvlText w:val=""/>
+      <w:lvlJc w:val="left"/>
+      <w:pPr>
+        <w:tabs>
+          <w:tab w:val="num" w:pos="6480"/>
+        </w:tabs>
+        <w:ind w:left="6480" w:hanging="360"/>
+      </w:pPr>
+      <w:rPr>
+        <w:rFonts w:ascii="Symbol" w:hAnsi="Symbol" w:hint="default"/>
+        <w:sz w:val="20"/>
+      </w:rPr>
+    </w:lvl>
+  </w:abstractNum>
+  <w:abstractNum w:abstractNumId="3" w15:restartNumberingAfterBreak="0">
     <w:nsid w:val="10A833CB"/>
     <w:multiLevelType w:val="multilevel"/>
     <w:tmpl w:val="676CFC28"/>
@@ -1610,7 +2049,120 @@
       </w:rPr>
     </w:lvl>
   </w:abstractNum>
-  <w:abstractNum w:abstractNumId="3" w15:restartNumberingAfterBreak="0">
+  <w:abstractNum w:abstractNumId="4" w15:restartNumberingAfterBreak="0">
+    <w:nsid w:val="1DFD244C"/>
+    <w:multiLevelType w:val="multilevel"/>
+    <w:tmpl w:val="7598CACC"/>
+    <w:lvl w:ilvl="0">
+      <w:start w:val="1"/>
+      <w:numFmt w:val="decimal"/>
+      <w:lvlText w:val="%1."/>
+      <w:lvlJc w:val="left"/>
+      <w:pPr>
+        <w:tabs>
+          <w:tab w:val="num" w:pos="720"/>
+        </w:tabs>
+        <w:ind w:left="720" w:hanging="360"/>
+      </w:pPr>
+    </w:lvl>
+    <w:lvl w:ilvl="1" w:tentative="1">
+      <w:start w:val="1"/>
+      <w:numFmt w:val="decimal"/>
+      <w:lvlText w:val="%2."/>
+      <w:lvlJc w:val="left"/>
+      <w:pPr>
+        <w:tabs>
+          <w:tab w:val="num" w:pos="1440"/>
+        </w:tabs>
+        <w:ind w:left="1440" w:hanging="360"/>
+      </w:pPr>
+    </w:lvl>
+    <w:lvl w:ilvl="2" w:tentative="1">
+      <w:start w:val="1"/>
+      <w:numFmt w:val="decimal"/>
+      <w:lvlText w:val="%3."/>
+      <w:lvlJc w:val="left"/>
+      <w:pPr>
+        <w:tabs>
+          <w:tab w:val="num" w:pos="2160"/>
+        </w:tabs>
+        <w:ind w:left="2160" w:hanging="360"/>
+      </w:pPr>
+    </w:lvl>
+    <w:lvl w:ilvl="3" w:tentative="1">
+      <w:start w:val="1"/>
+      <w:numFmt w:val="decimal"/>
+      <w:lvlText w:val="%4."/>
+      <w:lvlJc w:val="left"/>
+      <w:pPr>
+        <w:tabs>
+          <w:tab w:val="num" w:pos="2880"/>
+        </w:tabs>
+        <w:ind w:left="2880" w:hanging="360"/>
+      </w:pPr>
+    </w:lvl>
+    <w:lvl w:ilvl="4" w:tentative="1">
+      <w:start w:val="1"/>
+      <w:numFmt w:val="decimal"/>
+      <w:lvlText w:val="%5."/>
+      <w:lvlJc w:val="left"/>
+      <w:pPr>
+        <w:tabs>
+          <w:tab w:val="num" w:pos="3600"/>
+        </w:tabs>
+        <w:ind w:left="3600" w:hanging="360"/>
+      </w:pPr>
+    </w:lvl>
+    <w:lvl w:ilvl="5" w:tentative="1">
+      <w:start w:val="1"/>
+      <w:numFmt w:val="decimal"/>
+      <w:lvlText w:val="%6."/>
+      <w:lvlJc w:val="left"/>
+      <w:pPr>
+        <w:tabs>
+          <w:tab w:val="num" w:pos="4320"/>
+        </w:tabs>
+        <w:ind w:left="4320" w:hanging="360"/>
+      </w:pPr>
+    </w:lvl>
+    <w:lvl w:ilvl="6" w:tentative="1">
+      <w:start w:val="1"/>
+      <w:numFmt w:val="decimal"/>
+      <w:lvlText w:val="%7."/>
+      <w:lvlJc w:val="left"/>
+      <w:pPr>
+        <w:tabs>
+          <w:tab w:val="num" w:pos="5040"/>
+        </w:tabs>
+        <w:ind w:left="5040" w:hanging="360"/>
+      </w:pPr>
+    </w:lvl>
+    <w:lvl w:ilvl="7" w:tentative="1">
+      <w:start w:val="1"/>
+      <w:numFmt w:val="decimal"/>
+      <w:lvlText w:val="%8."/>
+      <w:lvlJc w:val="left"/>
+      <w:pPr>
+        <w:tabs>
+          <w:tab w:val="num" w:pos="5760"/>
+        </w:tabs>
+        <w:ind w:left="5760" w:hanging="360"/>
+      </w:pPr>
+    </w:lvl>
+    <w:lvl w:ilvl="8" w:tentative="1">
+      <w:start w:val="1"/>
+      <w:numFmt w:val="decimal"/>
+      <w:lvlText w:val="%9."/>
+      <w:lvlJc w:val="left"/>
+      <w:pPr>
+        <w:tabs>
+          <w:tab w:val="num" w:pos="6480"/>
+        </w:tabs>
+        <w:ind w:left="6480" w:hanging="360"/>
+      </w:pPr>
+    </w:lvl>
+  </w:abstractNum>
+  <w:abstractNum w:abstractNumId="5" w15:restartNumberingAfterBreak="0">
     <w:nsid w:val="269C6FEB"/>
     <w:multiLevelType w:val="multilevel"/>
     <w:tmpl w:val="D082AA52"/>
@@ -1759,7 +2311,7 @@
       </w:rPr>
     </w:lvl>
   </w:abstractNum>
-  <w:abstractNum w:abstractNumId="4" w15:restartNumberingAfterBreak="0">
+  <w:abstractNum w:abstractNumId="6" w15:restartNumberingAfterBreak="0">
     <w:nsid w:val="2AA52BB7"/>
     <w:multiLevelType w:val="multilevel"/>
     <w:tmpl w:val="8504562C"/>
@@ -1908,7 +2460,7 @@
       </w:rPr>
     </w:lvl>
   </w:abstractNum>
-  <w:abstractNum w:abstractNumId="5" w15:restartNumberingAfterBreak="0">
+  <w:abstractNum w:abstractNumId="7" w15:restartNumberingAfterBreak="0">
     <w:nsid w:val="43FC5885"/>
     <w:multiLevelType w:val="multilevel"/>
     <w:tmpl w:val="7630AE72"/>
@@ -2057,7 +2609,7 @@
       </w:rPr>
     </w:lvl>
   </w:abstractNum>
-  <w:abstractNum w:abstractNumId="6" w15:restartNumberingAfterBreak="0">
+  <w:abstractNum w:abstractNumId="8" w15:restartNumberingAfterBreak="0">
     <w:nsid w:val="46EB738C"/>
     <w:multiLevelType w:val="multilevel"/>
     <w:tmpl w:val="20BE866C"/>
@@ -2206,7 +2758,7 @@
       </w:rPr>
     </w:lvl>
   </w:abstractNum>
-  <w:abstractNum w:abstractNumId="7" w15:restartNumberingAfterBreak="0">
+  <w:abstractNum w:abstractNumId="9" w15:restartNumberingAfterBreak="0">
     <w:nsid w:val="470D07A8"/>
     <w:multiLevelType w:val="multilevel"/>
     <w:tmpl w:val="E2C650B0"/>
@@ -2355,7 +2907,7 @@
       </w:rPr>
     </w:lvl>
   </w:abstractNum>
-  <w:abstractNum w:abstractNumId="8" w15:restartNumberingAfterBreak="0">
+  <w:abstractNum w:abstractNumId="10" w15:restartNumberingAfterBreak="0">
     <w:nsid w:val="5ED14F5B"/>
     <w:multiLevelType w:val="multilevel"/>
     <w:tmpl w:val="3AF2AB42"/>
@@ -2504,7 +3056,7 @@
       </w:rPr>
     </w:lvl>
   </w:abstractNum>
-  <w:abstractNum w:abstractNumId="9" w15:restartNumberingAfterBreak="0">
+  <w:abstractNum w:abstractNumId="11" w15:restartNumberingAfterBreak="0">
     <w:nsid w:val="78E35F86"/>
     <w:multiLevelType w:val="multilevel"/>
     <w:tmpl w:val="E57A0C9A"/>
@@ -2654,34 +3206,40 @@
     </w:lvl>
   </w:abstractNum>
   <w:num w:numId="1" w16cid:durableId="1604722821">
-    <w:abstractNumId w:val="3"/>
+    <w:abstractNumId w:val="5"/>
   </w:num>
   <w:num w:numId="2" w16cid:durableId="89547032">
-    <w:abstractNumId w:val="7"/>
+    <w:abstractNumId w:val="9"/>
   </w:num>
   <w:num w:numId="3" w16cid:durableId="1356270081">
     <w:abstractNumId w:val="0"/>
   </w:num>
   <w:num w:numId="4" w16cid:durableId="793838660">
-    <w:abstractNumId w:val="6"/>
+    <w:abstractNumId w:val="8"/>
   </w:num>
   <w:num w:numId="5" w16cid:durableId="1061947826">
-    <w:abstractNumId w:val="8"/>
+    <w:abstractNumId w:val="10"/>
   </w:num>
   <w:num w:numId="6" w16cid:durableId="875696529">
-    <w:abstractNumId w:val="4"/>
+    <w:abstractNumId w:val="6"/>
   </w:num>
   <w:num w:numId="7" w16cid:durableId="1408652351">
     <w:abstractNumId w:val="1"/>
   </w:num>
   <w:num w:numId="8" w16cid:durableId="1645769248">
-    <w:abstractNumId w:val="5"/>
+    <w:abstractNumId w:val="7"/>
   </w:num>
   <w:num w:numId="9" w16cid:durableId="1622884673">
-    <w:abstractNumId w:val="9"/>
+    <w:abstractNumId w:val="11"/>
   </w:num>
   <w:num w:numId="10" w16cid:durableId="186985801">
+    <w:abstractNumId w:val="3"/>
+  </w:num>
+  <w:num w:numId="11" w16cid:durableId="2028750042">
     <w:abstractNumId w:val="2"/>
+  </w:num>
+  <w:num w:numId="12" w16cid:durableId="1506357456">
+    <w:abstractNumId w:val="4"/>
   </w:num>
 </w:numbering>
 </file>
@@ -3636,6 +4194,30 @@
       <w:shd w:val="clear" w:color="auto" w:fill="E1DFDD"/>
     </w:rPr>
   </w:style>
+  <w:style w:type="character" w:styleId="Strong">
+    <w:name w:val="Strong"/>
+    <w:basedOn w:val="DefaultParagraphFont"/>
+    <w:uiPriority w:val="22"/>
+    <w:qFormat/>
+    <w:rsid w:val="000A13E9"/>
+    <w:rPr>
+      <w:b/>
+      <w:bCs/>
+    </w:rPr>
+  </w:style>
+  <w:style w:type="character" w:styleId="HTMLCode">
+    <w:name w:val="HTML Code"/>
+    <w:basedOn w:val="DefaultParagraphFont"/>
+    <w:uiPriority w:val="99"/>
+    <w:semiHidden/>
+    <w:unhideWhenUsed/>
+    <w:rsid w:val="000A13E9"/>
+    <w:rPr>
+      <w:rFonts w:ascii="Courier New" w:eastAsia="Times New Roman" w:hAnsi="Courier New" w:cs="Courier New"/>
+      <w:sz w:val="20"/>
+      <w:szCs w:val="20"/>
+    </w:rPr>
+  </w:style>
 </w:styles>
 </file>
 
